--- a/Day 1 Assignment.docx
+++ b/Day 1 Assignment.docx
@@ -393,7 +393,7 @@
     <w:p>
       <w:r>
         <w:pict w14:anchorId="7AB02686">
-          <v:rect id="_x0000_i1055" style="width:0;height:3pt" o:hralign="center" o:hrstd="t" o:hr="t" fillcolor="#a0a0a0" stroked="f"/>
+          <v:rect id="_x0000_i1025" style="width:0;height:3pt" o:hralign="center" o:hrstd="t" o:hr="t" fillcolor="#a0a0a0" stroked="f"/>
         </w:pict>
       </w:r>
     </w:p>
@@ -464,7 +464,7 @@
     <w:p>
       <w:r>
         <w:pict w14:anchorId="52C2E6A1">
-          <v:rect id="_x0000_i1056" style="width:0;height:3pt" o:hralign="center" o:hrstd="t" o:hr="t" fillcolor="#a0a0a0" stroked="f"/>
+          <v:rect id="_x0000_i1026" style="width:0;height:3pt" o:hralign="center" o:hrstd="t" o:hr="t" fillcolor="#a0a0a0" stroked="f"/>
         </w:pict>
       </w:r>
     </w:p>
@@ -518,7 +518,7 @@
     <w:p>
       <w:r>
         <w:pict w14:anchorId="1A168362">
-          <v:rect id="_x0000_i1057" style="width:0;height:3pt" o:hralign="center" o:hrstd="t" o:hr="t" fillcolor="#a0a0a0" stroked="f"/>
+          <v:rect id="_x0000_i1027" style="width:0;height:3pt" o:hralign="center" o:hrstd="t" o:hr="t" fillcolor="#a0a0a0" stroked="f"/>
         </w:pict>
       </w:r>
     </w:p>
@@ -586,7 +586,7 @@
     <w:p>
       <w:r>
         <w:pict w14:anchorId="6CBB18B8">
-          <v:rect id="_x0000_i1058" style="width:0;height:3pt" o:hralign="center" o:hrstd="t" o:hr="t" fillcolor="#a0a0a0" stroked="f"/>
+          <v:rect id="_x0000_i1028" style="width:0;height:3pt" o:hralign="center" o:hrstd="t" o:hr="t" fillcolor="#a0a0a0" stroked="f"/>
         </w:pict>
       </w:r>
     </w:p>
@@ -654,7 +654,7 @@
     <w:p>
       <w:r>
         <w:pict w14:anchorId="60B04E0B">
-          <v:rect id="_x0000_i1059" style="width:0;height:3pt" o:hralign="center" o:hrstd="t" o:hr="t" fillcolor="#a0a0a0" stroked="f"/>
+          <v:rect id="_x0000_i1029" style="width:0;height:3pt" o:hralign="center" o:hrstd="t" o:hr="t" fillcolor="#a0a0a0" stroked="f"/>
         </w:pict>
       </w:r>
     </w:p>
@@ -1311,7 +1311,7 @@
     <w:p>
       <w:r>
         <w:pict w14:anchorId="0CBF60AA">
-          <v:rect id="_x0000_i1095" style="width:0;height:3pt" o:hralign="center" o:hrstd="t" o:hr="t" fillcolor="#a0a0a0" stroked="f"/>
+          <v:rect id="_x0000_i1030" style="width:0;height:3pt" o:hralign="center" o:hrstd="t" o:hr="t" fillcolor="#a0a0a0" stroked="f"/>
         </w:pict>
       </w:r>
     </w:p>
@@ -1430,7 +1430,7 @@
     <w:p>
       <w:r>
         <w:pict w14:anchorId="24EC133B">
-          <v:rect id="_x0000_i1096" style="width:0;height:3pt" o:hralign="center" o:hrstd="t" o:hr="t" fillcolor="#a0a0a0" stroked="f"/>
+          <v:rect id="_x0000_i1031" style="width:0;height:3pt" o:hralign="center" o:hrstd="t" o:hr="t" fillcolor="#a0a0a0" stroked="f"/>
         </w:pict>
       </w:r>
     </w:p>
@@ -1612,7 +1612,7 @@
     <w:p>
       <w:r>
         <w:pict w14:anchorId="0FAA7E20">
-          <v:rect id="_x0000_i1097" style="width:0;height:3pt" o:hralign="center" o:hrstd="t" o:hr="t" fillcolor="#a0a0a0" stroked="f"/>
+          <v:rect id="_x0000_i1032" style="width:0;height:3pt" o:hralign="center" o:hrstd="t" o:hr="t" fillcolor="#a0a0a0" stroked="f"/>
         </w:pict>
       </w:r>
     </w:p>
@@ -1787,7 +1787,7 @@
     <w:p>
       <w:r>
         <w:pict w14:anchorId="1AB5543D">
-          <v:rect id="_x0000_i1098" style="width:0;height:3pt" o:hralign="center" o:hrstd="t" o:hr="t" fillcolor="#a0a0a0" stroked="f"/>
+          <v:rect id="_x0000_i1033" style="width:0;height:3pt" o:hralign="center" o:hrstd="t" o:hr="t" fillcolor="#a0a0a0" stroked="f"/>
         </w:pict>
       </w:r>
     </w:p>
@@ -1884,7 +1884,7 @@
     <w:p>
       <w:r>
         <w:pict w14:anchorId="396D6DFE">
-          <v:rect id="_x0000_i1099" style="width:0;height:3pt" o:hralign="center" o:hrstd="t" o:hr="t" fillcolor="#a0a0a0" stroked="f"/>
+          <v:rect id="_x0000_i1034" style="width:0;height:3pt" o:hralign="center" o:hrstd="t" o:hr="t" fillcolor="#a0a0a0" stroked="f"/>
         </w:pict>
       </w:r>
     </w:p>
@@ -2056,6 +2056,1432 @@
         <w:t>Display product-wise total sales quantity.</w:t>
       </w:r>
     </w:p>
+    <w:p/>
+    <w:p/>
+    <w:p>
+      <w:pPr>
+        <w:rPr>
+          <w:b/>
+          <w:bCs/>
+        </w:rPr>
+      </w:pPr>
+      <w:r>
+        <w:rPr>
+          <w:b/>
+          <w:bCs/>
+        </w:rPr>
+        <w:t>A. Basic Subquery Questions</w:t>
+      </w:r>
+    </w:p>
+    <w:p>
+      <w:pPr>
+        <w:numPr>
+          <w:ilvl w:val="0"/>
+          <w:numId w:val="8"/>
+        </w:numPr>
+      </w:pPr>
+      <w:r>
+        <w:t xml:space="preserve">Display all products whose price is greater than the average product price. </w:t>
+      </w:r>
+    </w:p>
+    <w:p>
+      <w:pPr>
+        <w:numPr>
+          <w:ilvl w:val="0"/>
+          <w:numId w:val="8"/>
+        </w:numPr>
+      </w:pPr>
+      <w:r>
+        <w:t xml:space="preserve">Display all products whose stock quantity is less than the average stock quantity. </w:t>
+      </w:r>
+    </w:p>
+    <w:p>
+      <w:pPr>
+        <w:numPr>
+          <w:ilvl w:val="0"/>
+          <w:numId w:val="8"/>
+        </w:numPr>
+      </w:pPr>
+      <w:r>
+        <w:t xml:space="preserve">Display all customers who placed at least one order. </w:t>
+      </w:r>
+    </w:p>
+    <w:p>
+      <w:pPr>
+        <w:numPr>
+          <w:ilvl w:val="0"/>
+          <w:numId w:val="8"/>
+        </w:numPr>
+      </w:pPr>
+      <w:r>
+        <w:t xml:space="preserve">Display all customers who have not placed any order. </w:t>
+      </w:r>
+    </w:p>
+    <w:p>
+      <w:pPr>
+        <w:numPr>
+          <w:ilvl w:val="0"/>
+          <w:numId w:val="8"/>
+        </w:numPr>
+      </w:pPr>
+      <w:r>
+        <w:t xml:space="preserve">Display all products that are ordered at least once. </w:t>
+      </w:r>
+    </w:p>
+    <w:p>
+      <w:pPr>
+        <w:numPr>
+          <w:ilvl w:val="0"/>
+          <w:numId w:val="8"/>
+        </w:numPr>
+      </w:pPr>
+      <w:r>
+        <w:t xml:space="preserve">Display all products that are not ordered by any customer. </w:t>
+      </w:r>
+    </w:p>
+    <w:p>
+      <w:pPr>
+        <w:numPr>
+          <w:ilvl w:val="0"/>
+          <w:numId w:val="8"/>
+        </w:numPr>
+      </w:pPr>
+      <w:r>
+        <w:t xml:space="preserve">Display all sellers who are selling at least one product. </w:t>
+      </w:r>
+    </w:p>
+    <w:p>
+      <w:pPr>
+        <w:numPr>
+          <w:ilvl w:val="0"/>
+          <w:numId w:val="8"/>
+        </w:numPr>
+      </w:pPr>
+      <w:r>
+        <w:t xml:space="preserve">Display all sellers who are not selling any product. </w:t>
+      </w:r>
+    </w:p>
+    <w:p>
+      <w:pPr>
+        <w:numPr>
+          <w:ilvl w:val="0"/>
+          <w:numId w:val="8"/>
+        </w:numPr>
+      </w:pPr>
+      <w:r>
+        <w:t xml:space="preserve">Display all orders placed by customers from Chennai. </w:t>
+      </w:r>
+    </w:p>
+    <w:p>
+      <w:pPr>
+        <w:numPr>
+          <w:ilvl w:val="0"/>
+          <w:numId w:val="8"/>
+        </w:numPr>
+      </w:pPr>
+      <w:r>
+        <w:t xml:space="preserve">Display all products sold by sellers from Bangalore. </w:t>
+      </w:r>
+    </w:p>
+    <w:p>
+      <w:r>
+        <w:pict w14:anchorId="62940666">
+          <v:rect id="_x0000_i1089" style="width:0;height:1.5pt" o:hralign="center" o:hrstd="t" o:hr="t" fillcolor="#a0a0a0" stroked="f"/>
+        </w:pict>
+      </w:r>
+    </w:p>
+    <w:p>
+      <w:pPr>
+        <w:rPr>
+          <w:b/>
+          <w:bCs/>
+        </w:rPr>
+      </w:pPr>
+      <w:r>
+        <w:rPr>
+          <w:b/>
+          <w:bCs/>
+        </w:rPr>
+        <w:t>B. Subquery with IN / NOT IN</w:t>
+      </w:r>
+    </w:p>
+    <w:p>
+      <w:pPr>
+        <w:numPr>
+          <w:ilvl w:val="0"/>
+          <w:numId w:val="9"/>
+        </w:numPr>
+      </w:pPr>
+      <w:r>
+        <w:t xml:space="preserve">Display customer details for customers who have placed orders. </w:t>
+      </w:r>
+    </w:p>
+    <w:p>
+      <w:pPr>
+        <w:numPr>
+          <w:ilvl w:val="0"/>
+          <w:numId w:val="9"/>
+        </w:numPr>
+      </w:pPr>
+      <w:r>
+        <w:t xml:space="preserve">Display customer details for customers who have not placed any orders. </w:t>
+      </w:r>
+    </w:p>
+    <w:p>
+      <w:pPr>
+        <w:numPr>
+          <w:ilvl w:val="0"/>
+          <w:numId w:val="9"/>
+        </w:numPr>
+      </w:pPr>
+      <w:r>
+        <w:t xml:space="preserve">Display product details for products that are available in the </w:t>
+      </w:r>
+      <w:proofErr w:type="spellStart"/>
+      <w:r>
+        <w:t>OrderItem</w:t>
+      </w:r>
+      <w:proofErr w:type="spellEnd"/>
+      <w:r>
+        <w:t xml:space="preserve"> table. </w:t>
+      </w:r>
+    </w:p>
+    <w:p>
+      <w:pPr>
+        <w:numPr>
+          <w:ilvl w:val="0"/>
+          <w:numId w:val="9"/>
+        </w:numPr>
+      </w:pPr>
+      <w:r>
+        <w:t xml:space="preserve">Display product details for products that are not available in the </w:t>
+      </w:r>
+      <w:proofErr w:type="spellStart"/>
+      <w:r>
+        <w:t>OrderItem</w:t>
+      </w:r>
+      <w:proofErr w:type="spellEnd"/>
+      <w:r>
+        <w:t xml:space="preserve"> table. </w:t>
+      </w:r>
+    </w:p>
+    <w:p>
+      <w:pPr>
+        <w:numPr>
+          <w:ilvl w:val="0"/>
+          <w:numId w:val="9"/>
+        </w:numPr>
+      </w:pPr>
+      <w:r>
+        <w:t xml:space="preserve">Display seller details for sellers who have products in the Product table. </w:t>
+      </w:r>
+    </w:p>
+    <w:p>
+      <w:pPr>
+        <w:numPr>
+          <w:ilvl w:val="0"/>
+          <w:numId w:val="9"/>
+        </w:numPr>
+      </w:pPr>
+      <w:r>
+        <w:t xml:space="preserve">Display seller details for sellers who do not have any products. </w:t>
+      </w:r>
+    </w:p>
+    <w:p>
+      <w:pPr>
+        <w:numPr>
+          <w:ilvl w:val="0"/>
+          <w:numId w:val="9"/>
+        </w:numPr>
+      </w:pPr>
+      <w:r>
+        <w:t xml:space="preserve">Display orders that contain products from the Mobile category. </w:t>
+      </w:r>
+    </w:p>
+    <w:p>
+      <w:pPr>
+        <w:numPr>
+          <w:ilvl w:val="0"/>
+          <w:numId w:val="9"/>
+        </w:numPr>
+      </w:pPr>
+      <w:r>
+        <w:t xml:space="preserve">Display orders that do not contain products from the </w:t>
+      </w:r>
+      <w:proofErr w:type="gramStart"/>
+      <w:r>
+        <w:t>Laptop</w:t>
+      </w:r>
+      <w:proofErr w:type="gramEnd"/>
+      <w:r>
+        <w:t xml:space="preserve"> category. </w:t>
+      </w:r>
+    </w:p>
+    <w:p>
+      <w:r>
+        <w:pict w14:anchorId="63C66679">
+          <v:rect id="_x0000_i1090" style="width:0;height:1.5pt" o:hralign="center" o:hrstd="t" o:hr="t" fillcolor="#a0a0a0" stroked="f"/>
+        </w:pict>
+      </w:r>
+    </w:p>
+    <w:p>
+      <w:pPr>
+        <w:rPr>
+          <w:b/>
+          <w:bCs/>
+        </w:rPr>
+      </w:pPr>
+      <w:r>
+        <w:rPr>
+          <w:b/>
+          <w:bCs/>
+        </w:rPr>
+        <w:lastRenderedPageBreak/>
+        <w:t>C. Subquery with Aggregate Functions</w:t>
+      </w:r>
+    </w:p>
+    <w:p>
+      <w:pPr>
+        <w:numPr>
+          <w:ilvl w:val="0"/>
+          <w:numId w:val="10"/>
+        </w:numPr>
+      </w:pPr>
+      <w:r>
+        <w:t xml:space="preserve">Display the product details of the highest priced product. </w:t>
+      </w:r>
+    </w:p>
+    <w:p>
+      <w:pPr>
+        <w:numPr>
+          <w:ilvl w:val="0"/>
+          <w:numId w:val="10"/>
+        </w:numPr>
+      </w:pPr>
+      <w:r>
+        <w:t xml:space="preserve">Display the product details of the lowest priced product. </w:t>
+      </w:r>
+    </w:p>
+    <w:p>
+      <w:pPr>
+        <w:numPr>
+          <w:ilvl w:val="0"/>
+          <w:numId w:val="10"/>
+        </w:numPr>
+      </w:pPr>
+      <w:r>
+        <w:t xml:space="preserve">Display products whose price is greater than the average price of all products. </w:t>
+      </w:r>
+    </w:p>
+    <w:p>
+      <w:pPr>
+        <w:numPr>
+          <w:ilvl w:val="0"/>
+          <w:numId w:val="10"/>
+        </w:numPr>
+      </w:pPr>
+      <w:r>
+        <w:t xml:space="preserve">Display products whose price is less than the average price of all products. </w:t>
+      </w:r>
+    </w:p>
+    <w:p>
+      <w:pPr>
+        <w:numPr>
+          <w:ilvl w:val="0"/>
+          <w:numId w:val="10"/>
+        </w:numPr>
+      </w:pPr>
+      <w:r>
+        <w:t xml:space="preserve">Display customers whose total order amount is greater than the average order amount. </w:t>
+      </w:r>
+    </w:p>
+    <w:p>
+      <w:pPr>
+        <w:numPr>
+          <w:ilvl w:val="0"/>
+          <w:numId w:val="10"/>
+        </w:numPr>
+      </w:pPr>
+      <w:r>
+        <w:t xml:space="preserve">Display sellers whose total sales amount is greater than 50000. </w:t>
+      </w:r>
+    </w:p>
+    <w:p>
+      <w:pPr>
+        <w:numPr>
+          <w:ilvl w:val="0"/>
+          <w:numId w:val="10"/>
+        </w:numPr>
+      </w:pPr>
+      <w:r>
+        <w:t xml:space="preserve">Display products whose total sold quantity is greater than the average sold quantity. </w:t>
+      </w:r>
+    </w:p>
+    <w:p>
+      <w:pPr>
+        <w:numPr>
+          <w:ilvl w:val="0"/>
+          <w:numId w:val="10"/>
+        </w:numPr>
+      </w:pPr>
+      <w:r>
+        <w:t xml:space="preserve">Display the customer who has spent the highest total amount. </w:t>
+      </w:r>
+    </w:p>
+    <w:p>
+      <w:pPr>
+        <w:numPr>
+          <w:ilvl w:val="0"/>
+          <w:numId w:val="10"/>
+        </w:numPr>
+      </w:pPr>
+      <w:r>
+        <w:t xml:space="preserve">Display the product that has generated the highest sales amount. </w:t>
+      </w:r>
+    </w:p>
+    <w:p>
+      <w:pPr>
+        <w:numPr>
+          <w:ilvl w:val="0"/>
+          <w:numId w:val="10"/>
+        </w:numPr>
+      </w:pPr>
+      <w:r>
+        <w:t xml:space="preserve">Display the seller who has generated the highest total sales. </w:t>
+      </w:r>
+    </w:p>
+    <w:p>
+      <w:r>
+        <w:pict w14:anchorId="4D560D9E">
+          <v:rect id="_x0000_i1091" style="width:0;height:1.5pt" o:hralign="center" o:hrstd="t" o:hr="t" fillcolor="#a0a0a0" stroked="f"/>
+        </w:pict>
+      </w:r>
+    </w:p>
+    <w:p>
+      <w:pPr>
+        <w:rPr>
+          <w:b/>
+          <w:bCs/>
+        </w:rPr>
+      </w:pPr>
+      <w:r>
+        <w:rPr>
+          <w:b/>
+          <w:bCs/>
+        </w:rPr>
+        <w:t>D. Correlated Subquery Questions</w:t>
+      </w:r>
+    </w:p>
+    <w:p>
+      <w:pPr>
+        <w:numPr>
+          <w:ilvl w:val="0"/>
+          <w:numId w:val="11"/>
+        </w:numPr>
+      </w:pPr>
+      <w:r>
+        <w:t xml:space="preserve">Display products whose price is greater than the average price of products in the same category. </w:t>
+      </w:r>
+    </w:p>
+    <w:p>
+      <w:pPr>
+        <w:numPr>
+          <w:ilvl w:val="0"/>
+          <w:numId w:val="11"/>
+        </w:numPr>
+      </w:pPr>
+      <w:r>
+        <w:t xml:space="preserve">Display products whose price is less than the average price of products in the same category. </w:t>
+      </w:r>
+    </w:p>
+    <w:p>
+      <w:pPr>
+        <w:numPr>
+          <w:ilvl w:val="0"/>
+          <w:numId w:val="11"/>
+        </w:numPr>
+      </w:pPr>
+      <w:r>
+        <w:t xml:space="preserve">Display sellers who have more than 2 products. </w:t>
+      </w:r>
+    </w:p>
+    <w:p>
+      <w:pPr>
+        <w:numPr>
+          <w:ilvl w:val="0"/>
+          <w:numId w:val="11"/>
+        </w:numPr>
+      </w:pPr>
+      <w:r>
+        <w:t xml:space="preserve">Display customers who have placed more than one order. </w:t>
+      </w:r>
+    </w:p>
+    <w:p>
+      <w:pPr>
+        <w:numPr>
+          <w:ilvl w:val="0"/>
+          <w:numId w:val="11"/>
+        </w:numPr>
+      </w:pPr>
+      <w:r>
+        <w:t xml:space="preserve">Display orders whose order amount is greater than the average order amount of all orders. </w:t>
+      </w:r>
+    </w:p>
+    <w:p>
+      <w:pPr>
+        <w:numPr>
+          <w:ilvl w:val="0"/>
+          <w:numId w:val="11"/>
+        </w:numPr>
+      </w:pPr>
+      <w:r>
+        <w:t xml:space="preserve">Display products where stock quantity is greater than the average stock quantity of products from the same category. </w:t>
+      </w:r>
+    </w:p>
+    <w:p>
+      <w:pPr>
+        <w:numPr>
+          <w:ilvl w:val="0"/>
+          <w:numId w:val="11"/>
+        </w:numPr>
+      </w:pPr>
+      <w:r>
+        <w:t xml:space="preserve">Display sellers whose product price average is greater than the overall product average price. </w:t>
+      </w:r>
+    </w:p>
+    <w:p>
+      <w:r>
+        <w:pict w14:anchorId="7955422F">
+          <v:rect id="_x0000_i1092" style="width:0;height:1.5pt" o:hralign="center" o:hrstd="t" o:hr="t" fillcolor="#a0a0a0" stroked="f"/>
+        </w:pict>
+      </w:r>
+    </w:p>
+    <w:p>
+      <w:pPr>
+        <w:rPr>
+          <w:b/>
+          <w:bCs/>
+        </w:rPr>
+      </w:pPr>
+      <w:r>
+        <w:rPr>
+          <w:b/>
+          <w:bCs/>
+        </w:rPr>
+        <w:t>E. EXISTS / NOT EXISTS Questions</w:t>
+      </w:r>
+    </w:p>
+    <w:p>
+      <w:pPr>
+        <w:numPr>
+          <w:ilvl w:val="0"/>
+          <w:numId w:val="12"/>
+        </w:numPr>
+      </w:pPr>
+      <w:r>
+        <w:t xml:space="preserve">Display customers who have placed at least one order using EXISTS. </w:t>
+      </w:r>
+    </w:p>
+    <w:p>
+      <w:pPr>
+        <w:numPr>
+          <w:ilvl w:val="0"/>
+          <w:numId w:val="12"/>
+        </w:numPr>
+      </w:pPr>
+      <w:r>
+        <w:t xml:space="preserve">Display customers who have not placed any order using NOT EXISTS. </w:t>
+      </w:r>
+    </w:p>
+    <w:p>
+      <w:pPr>
+        <w:numPr>
+          <w:ilvl w:val="0"/>
+          <w:numId w:val="12"/>
+        </w:numPr>
+      </w:pPr>
+      <w:r>
+        <w:t xml:space="preserve">Display products that are ordered at least once using EXISTS. </w:t>
+      </w:r>
+    </w:p>
+    <w:p>
+      <w:pPr>
+        <w:numPr>
+          <w:ilvl w:val="0"/>
+          <w:numId w:val="12"/>
+        </w:numPr>
+      </w:pPr>
+      <w:r>
+        <w:t xml:space="preserve">Display products that are not ordered using NOT EXISTS. </w:t>
+      </w:r>
+    </w:p>
+    <w:p>
+      <w:pPr>
+        <w:numPr>
+          <w:ilvl w:val="0"/>
+          <w:numId w:val="12"/>
+        </w:numPr>
+      </w:pPr>
+      <w:r>
+        <w:t xml:space="preserve">Display sellers who have at least one product using EXISTS. </w:t>
+      </w:r>
+    </w:p>
+    <w:p>
+      <w:pPr>
+        <w:numPr>
+          <w:ilvl w:val="0"/>
+          <w:numId w:val="12"/>
+        </w:numPr>
+      </w:pPr>
+      <w:r>
+        <w:t xml:space="preserve">Display sellers who do not have any product using NOT EXISTS. </w:t>
+      </w:r>
+    </w:p>
+    <w:p>
+      <w:pPr>
+        <w:numPr>
+          <w:ilvl w:val="0"/>
+          <w:numId w:val="12"/>
+        </w:numPr>
+      </w:pPr>
+      <w:r>
+        <w:t xml:space="preserve">Display customers who ordered any Mobile category product. </w:t>
+      </w:r>
+    </w:p>
+    <w:p>
+      <w:pPr>
+        <w:numPr>
+          <w:ilvl w:val="0"/>
+          <w:numId w:val="12"/>
+        </w:numPr>
+      </w:pPr>
+      <w:r>
+        <w:t xml:space="preserve">Display customers who never ordered any Laptop category product. </w:t>
+      </w:r>
+    </w:p>
+    <w:p>
+      <w:r>
+        <w:lastRenderedPageBreak/>
+        <w:pict w14:anchorId="56D8F278">
+          <v:rect id="_x0000_i1093" style="width:0;height:1.5pt" o:hralign="center" o:hrstd="t" o:hr="t" fillcolor="#a0a0a0" stroked="f"/>
+        </w:pict>
+      </w:r>
+    </w:p>
+    <w:p>
+      <w:pPr>
+        <w:rPr>
+          <w:b/>
+          <w:bCs/>
+        </w:rPr>
+      </w:pPr>
+      <w:r>
+        <w:rPr>
+          <w:b/>
+          <w:bCs/>
+        </w:rPr>
+        <w:t>Part 8: Stored Procedure Assignment Questions</w:t>
+      </w:r>
+    </w:p>
+    <w:p>
+      <w:pPr>
+        <w:rPr>
+          <w:b/>
+          <w:bCs/>
+        </w:rPr>
+      </w:pPr>
+      <w:r>
+        <w:rPr>
+          <w:b/>
+          <w:bCs/>
+        </w:rPr>
+        <w:t>A. Basic Stored Procedure Questions</w:t>
+      </w:r>
+    </w:p>
+    <w:p>
+      <w:pPr>
+        <w:numPr>
+          <w:ilvl w:val="0"/>
+          <w:numId w:val="13"/>
+        </w:numPr>
+      </w:pPr>
+      <w:r>
+        <w:t xml:space="preserve">Create a stored procedure to display all customer records. </w:t>
+      </w:r>
+    </w:p>
+    <w:p>
+      <w:pPr>
+        <w:numPr>
+          <w:ilvl w:val="0"/>
+          <w:numId w:val="13"/>
+        </w:numPr>
+      </w:pPr>
+      <w:r>
+        <w:t xml:space="preserve">Create a stored procedure to display all product records. </w:t>
+      </w:r>
+    </w:p>
+    <w:p>
+      <w:pPr>
+        <w:numPr>
+          <w:ilvl w:val="0"/>
+          <w:numId w:val="13"/>
+        </w:numPr>
+      </w:pPr>
+      <w:r>
+        <w:t xml:space="preserve">Create a stored procedure to display all seller records. </w:t>
+      </w:r>
+    </w:p>
+    <w:p>
+      <w:pPr>
+        <w:numPr>
+          <w:ilvl w:val="0"/>
+          <w:numId w:val="13"/>
+        </w:numPr>
+      </w:pPr>
+      <w:r>
+        <w:t xml:space="preserve">Create a stored procedure to display all order records. </w:t>
+      </w:r>
+    </w:p>
+    <w:p>
+      <w:pPr>
+        <w:numPr>
+          <w:ilvl w:val="0"/>
+          <w:numId w:val="13"/>
+        </w:numPr>
+      </w:pPr>
+      <w:r>
+        <w:t xml:space="preserve">Create a stored procedure to display all order item records. </w:t>
+      </w:r>
+    </w:p>
+    <w:p>
+      <w:r>
+        <w:pict w14:anchorId="5BDAC6ED">
+          <v:rect id="_x0000_i1094" style="width:0;height:1.5pt" o:hralign="center" o:hrstd="t" o:hr="t" fillcolor="#a0a0a0" stroked="f"/>
+        </w:pict>
+      </w:r>
+    </w:p>
+    <w:p>
+      <w:pPr>
+        <w:rPr>
+          <w:b/>
+          <w:bCs/>
+        </w:rPr>
+      </w:pPr>
+      <w:r>
+        <w:rPr>
+          <w:b/>
+          <w:bCs/>
+        </w:rPr>
+        <w:t>B. Stored Procedure with Input Parameter</w:t>
+      </w:r>
+    </w:p>
+    <w:p>
+      <w:pPr>
+        <w:numPr>
+          <w:ilvl w:val="0"/>
+          <w:numId w:val="14"/>
+        </w:numPr>
+      </w:pPr>
+      <w:r>
+        <w:t xml:space="preserve">Create a stored procedure to display customer details based on </w:t>
+      </w:r>
+      <w:proofErr w:type="spellStart"/>
+      <w:r>
+        <w:t>CustomerId</w:t>
+      </w:r>
+      <w:proofErr w:type="spellEnd"/>
+      <w:r>
+        <w:t xml:space="preserve">. </w:t>
+      </w:r>
+    </w:p>
+    <w:p>
+      <w:pPr>
+        <w:numPr>
+          <w:ilvl w:val="0"/>
+          <w:numId w:val="14"/>
+        </w:numPr>
+      </w:pPr>
+      <w:r>
+        <w:t xml:space="preserve">Create a stored procedure to display product details based on </w:t>
+      </w:r>
+      <w:proofErr w:type="spellStart"/>
+      <w:r>
+        <w:t>ProductId</w:t>
+      </w:r>
+      <w:proofErr w:type="spellEnd"/>
+      <w:r>
+        <w:t xml:space="preserve">. </w:t>
+      </w:r>
+    </w:p>
+    <w:p>
+      <w:pPr>
+        <w:numPr>
+          <w:ilvl w:val="0"/>
+          <w:numId w:val="14"/>
+        </w:numPr>
+      </w:pPr>
+      <w:r>
+        <w:t xml:space="preserve">Create a stored procedure to display seller details based on </w:t>
+      </w:r>
+      <w:proofErr w:type="spellStart"/>
+      <w:r>
+        <w:t>SellerId</w:t>
+      </w:r>
+      <w:proofErr w:type="spellEnd"/>
+      <w:r>
+        <w:t xml:space="preserve">. </w:t>
+      </w:r>
+    </w:p>
+    <w:p>
+      <w:pPr>
+        <w:numPr>
+          <w:ilvl w:val="0"/>
+          <w:numId w:val="14"/>
+        </w:numPr>
+      </w:pPr>
+      <w:r>
+        <w:t xml:space="preserve">Create a stored procedure to display order details based on </w:t>
+      </w:r>
+      <w:proofErr w:type="spellStart"/>
+      <w:r>
+        <w:t>OrderId</w:t>
+      </w:r>
+      <w:proofErr w:type="spellEnd"/>
+      <w:r>
+        <w:t xml:space="preserve">. </w:t>
+      </w:r>
+    </w:p>
+    <w:p>
+      <w:pPr>
+        <w:numPr>
+          <w:ilvl w:val="0"/>
+          <w:numId w:val="14"/>
+        </w:numPr>
+      </w:pPr>
+      <w:r>
+        <w:t xml:space="preserve">Create a stored procedure to display all customers from a given city. </w:t>
+      </w:r>
+    </w:p>
+    <w:p>
+      <w:pPr>
+        <w:numPr>
+          <w:ilvl w:val="0"/>
+          <w:numId w:val="14"/>
+        </w:numPr>
+      </w:pPr>
+      <w:r>
+        <w:t xml:space="preserve">Create a stored procedure to display all products from a given category. </w:t>
+      </w:r>
+    </w:p>
+    <w:p>
+      <w:pPr>
+        <w:numPr>
+          <w:ilvl w:val="0"/>
+          <w:numId w:val="14"/>
+        </w:numPr>
+      </w:pPr>
+      <w:r>
+        <w:t xml:space="preserve">Create a stored procedure to display products based on seller id. </w:t>
+      </w:r>
+    </w:p>
+    <w:p>
+      <w:pPr>
+        <w:numPr>
+          <w:ilvl w:val="0"/>
+          <w:numId w:val="14"/>
+        </w:numPr>
+      </w:pPr>
+      <w:r>
+        <w:t xml:space="preserve">Create a stored procedure to display orders based on customer id. </w:t>
+      </w:r>
+    </w:p>
+    <w:p>
+      <w:pPr>
+        <w:numPr>
+          <w:ilvl w:val="0"/>
+          <w:numId w:val="14"/>
+        </w:numPr>
+      </w:pPr>
+      <w:r>
+        <w:t xml:space="preserve">Create a stored procedure to display order items based on order id. </w:t>
+      </w:r>
+    </w:p>
+    <w:p>
+      <w:pPr>
+        <w:numPr>
+          <w:ilvl w:val="0"/>
+          <w:numId w:val="14"/>
+        </w:numPr>
+      </w:pPr>
+      <w:r>
+        <w:t xml:space="preserve">Create a stored procedure to display products greater than a given price. </w:t>
+      </w:r>
+    </w:p>
+    <w:p>
+      <w:r>
+        <w:pict w14:anchorId="730E4A10">
+          <v:rect id="_x0000_i1095" style="width:0;height:1.5pt" o:hralign="center" o:hrstd="t" o:hr="t" fillcolor="#a0a0a0" stroked="f"/>
+        </w:pict>
+      </w:r>
+    </w:p>
+    <w:p>
+      <w:pPr>
+        <w:rPr>
+          <w:b/>
+          <w:bCs/>
+        </w:rPr>
+      </w:pPr>
+      <w:r>
+        <w:rPr>
+          <w:b/>
+          <w:bCs/>
+        </w:rPr>
+        <w:t>C. Insert Stored Procedure Questions</w:t>
+      </w:r>
+    </w:p>
+    <w:p>
+      <w:pPr>
+        <w:numPr>
+          <w:ilvl w:val="0"/>
+          <w:numId w:val="15"/>
+        </w:numPr>
+      </w:pPr>
+      <w:r>
+        <w:t xml:space="preserve">Create a stored procedure to insert a new customer. </w:t>
+      </w:r>
+    </w:p>
+    <w:p>
+      <w:pPr>
+        <w:numPr>
+          <w:ilvl w:val="0"/>
+          <w:numId w:val="15"/>
+        </w:numPr>
+      </w:pPr>
+      <w:r>
+        <w:t xml:space="preserve">Create a stored procedure to insert a new seller. </w:t>
+      </w:r>
+    </w:p>
+    <w:p>
+      <w:pPr>
+        <w:numPr>
+          <w:ilvl w:val="0"/>
+          <w:numId w:val="15"/>
+        </w:numPr>
+      </w:pPr>
+      <w:r>
+        <w:t xml:space="preserve">Create a stored procedure to insert a new product. </w:t>
+      </w:r>
+    </w:p>
+    <w:p>
+      <w:pPr>
+        <w:numPr>
+          <w:ilvl w:val="0"/>
+          <w:numId w:val="15"/>
+        </w:numPr>
+      </w:pPr>
+      <w:r>
+        <w:t xml:space="preserve">Create a stored procedure to insert a new order. </w:t>
+      </w:r>
+    </w:p>
+    <w:p>
+      <w:pPr>
+        <w:numPr>
+          <w:ilvl w:val="0"/>
+          <w:numId w:val="15"/>
+        </w:numPr>
+      </w:pPr>
+      <w:r>
+        <w:t xml:space="preserve">Create a stored procedure to insert a new order item. </w:t>
+      </w:r>
+    </w:p>
+    <w:p>
+      <w:r>
+        <w:pict w14:anchorId="063C2B19">
+          <v:rect id="_x0000_i1096" style="width:0;height:1.5pt" o:hralign="center" o:hrstd="t" o:hr="t" fillcolor="#a0a0a0" stroked="f"/>
+        </w:pict>
+      </w:r>
+    </w:p>
+    <w:p>
+      <w:pPr>
+        <w:rPr>
+          <w:b/>
+          <w:bCs/>
+        </w:rPr>
+      </w:pPr>
+      <w:r>
+        <w:rPr>
+          <w:b/>
+          <w:bCs/>
+        </w:rPr>
+        <w:t>D. Update Stored Procedure Questions</w:t>
+      </w:r>
+    </w:p>
+    <w:p>
+      <w:pPr>
+        <w:numPr>
+          <w:ilvl w:val="0"/>
+          <w:numId w:val="16"/>
+        </w:numPr>
+      </w:pPr>
+      <w:r>
+        <w:t xml:space="preserve">Create a stored procedure to update customer city based on customer id. </w:t>
+      </w:r>
+    </w:p>
+    <w:p>
+      <w:pPr>
+        <w:numPr>
+          <w:ilvl w:val="0"/>
+          <w:numId w:val="16"/>
+        </w:numPr>
+      </w:pPr>
+      <w:r>
+        <w:t xml:space="preserve">Create a stored procedure to update customer mobile number based on customer id. </w:t>
+      </w:r>
+    </w:p>
+    <w:p>
+      <w:pPr>
+        <w:numPr>
+          <w:ilvl w:val="0"/>
+          <w:numId w:val="16"/>
+        </w:numPr>
+      </w:pPr>
+      <w:r>
+        <w:lastRenderedPageBreak/>
+        <w:t xml:space="preserve">Create a stored procedure to update product price based on product id. </w:t>
+      </w:r>
+    </w:p>
+    <w:p>
+      <w:pPr>
+        <w:numPr>
+          <w:ilvl w:val="0"/>
+          <w:numId w:val="16"/>
+        </w:numPr>
+      </w:pPr>
+      <w:r>
+        <w:t xml:space="preserve">Create a stored procedure to update product stock quantity based on product id. </w:t>
+      </w:r>
+    </w:p>
+    <w:p>
+      <w:pPr>
+        <w:numPr>
+          <w:ilvl w:val="0"/>
+          <w:numId w:val="16"/>
+        </w:numPr>
+      </w:pPr>
+      <w:r>
+        <w:t xml:space="preserve">Create a stored procedure to update order status based on order id. </w:t>
+      </w:r>
+    </w:p>
+    <w:p>
+      <w:pPr>
+        <w:numPr>
+          <w:ilvl w:val="0"/>
+          <w:numId w:val="16"/>
+        </w:numPr>
+      </w:pPr>
+      <w:r>
+        <w:t xml:space="preserve">Create a stored procedure to update seller rating based on seller id. </w:t>
+      </w:r>
+    </w:p>
+    <w:p>
+      <w:pPr>
+        <w:numPr>
+          <w:ilvl w:val="0"/>
+          <w:numId w:val="16"/>
+        </w:numPr>
+      </w:pPr>
+      <w:r>
+        <w:t xml:space="preserve">Create a stored procedure to update customer active status. </w:t>
+      </w:r>
+    </w:p>
+    <w:p>
+      <w:pPr>
+        <w:numPr>
+          <w:ilvl w:val="0"/>
+          <w:numId w:val="16"/>
+        </w:numPr>
+      </w:pPr>
+      <w:r>
+        <w:t xml:space="preserve">Create a stored procedure to update seller active status. </w:t>
+      </w:r>
+    </w:p>
+    <w:p>
+      <w:r>
+        <w:pict w14:anchorId="4D4E051F">
+          <v:rect id="_x0000_i1097" style="width:0;height:1.5pt" o:hralign="center" o:hrstd="t" o:hr="t" fillcolor="#a0a0a0" stroked="f"/>
+        </w:pict>
+      </w:r>
+    </w:p>
+    <w:p>
+      <w:pPr>
+        <w:rPr>
+          <w:b/>
+          <w:bCs/>
+        </w:rPr>
+      </w:pPr>
+      <w:r>
+        <w:rPr>
+          <w:b/>
+          <w:bCs/>
+        </w:rPr>
+        <w:t>E. Delete Stored Procedure Questions</w:t>
+      </w:r>
+    </w:p>
+    <w:p>
+      <w:pPr>
+        <w:numPr>
+          <w:ilvl w:val="0"/>
+          <w:numId w:val="17"/>
+        </w:numPr>
+      </w:pPr>
+      <w:r>
+        <w:t xml:space="preserve">Create a stored procedure to delete a customer based on customer id. </w:t>
+      </w:r>
+    </w:p>
+    <w:p>
+      <w:pPr>
+        <w:numPr>
+          <w:ilvl w:val="0"/>
+          <w:numId w:val="17"/>
+        </w:numPr>
+      </w:pPr>
+      <w:r>
+        <w:t xml:space="preserve">Create a stored procedure to delete a seller based on seller id. </w:t>
+      </w:r>
+    </w:p>
+    <w:p>
+      <w:pPr>
+        <w:numPr>
+          <w:ilvl w:val="0"/>
+          <w:numId w:val="17"/>
+        </w:numPr>
+      </w:pPr>
+      <w:r>
+        <w:t xml:space="preserve">Create a stored procedure to delete a product based on product id. </w:t>
+      </w:r>
+    </w:p>
+    <w:p>
+      <w:pPr>
+        <w:numPr>
+          <w:ilvl w:val="0"/>
+          <w:numId w:val="17"/>
+        </w:numPr>
+      </w:pPr>
+      <w:r>
+        <w:t xml:space="preserve">Create a stored procedure to delete an order based on order id. </w:t>
+      </w:r>
+    </w:p>
+    <w:p>
+      <w:pPr>
+        <w:numPr>
+          <w:ilvl w:val="0"/>
+          <w:numId w:val="17"/>
+        </w:numPr>
+      </w:pPr>
+      <w:r>
+        <w:t>Create a stored procedure to delete an order item based on order item id.</w:t>
+      </w:r>
+    </w:p>
+    <w:p>
+      <w:pPr>
+        <w:spacing w:before="100" w:beforeAutospacing="1" w:after="100" w:afterAutospacing="1" w:line="240" w:lineRule="auto"/>
+        <w:outlineLvl w:val="2"/>
+        <w:rPr>
+          <w:rFonts w:ascii="Times New Roman" w:eastAsia="Times New Roman" w:hAnsi="Times New Roman" w:cs="Times New Roman"/>
+          <w:b/>
+          <w:bCs/>
+          <w:kern w:val="0"/>
+          <w:sz w:val="27"/>
+          <w:szCs w:val="27"/>
+          <w:lang w:eastAsia="en-IN"/>
+          <w14:ligatures w14:val="none"/>
+        </w:rPr>
+      </w:pPr>
+      <w:r>
+        <w:rPr>
+          <w:rFonts w:ascii="Times New Roman" w:eastAsia="Times New Roman" w:hAnsi="Times New Roman" w:cs="Times New Roman"/>
+          <w:b/>
+          <w:bCs/>
+          <w:kern w:val="0"/>
+          <w:sz w:val="27"/>
+          <w:szCs w:val="27"/>
+          <w:lang w:eastAsia="en-IN"/>
+          <w14:ligatures w14:val="none"/>
+        </w:rPr>
+        <w:t>F. Stored Procedure with Joins</w:t>
+      </w:r>
+    </w:p>
+    <w:p>
+      <w:pPr>
+        <w:numPr>
+          <w:ilvl w:val="0"/>
+          <w:numId w:val="17"/>
+        </w:numPr>
+        <w:spacing w:before="100" w:beforeAutospacing="1" w:after="100" w:afterAutospacing="1" w:line="240" w:lineRule="auto"/>
+        <w:rPr>
+          <w:rFonts w:ascii="Times New Roman" w:eastAsia="Times New Roman" w:hAnsi="Times New Roman" w:cs="Times New Roman"/>
+          <w:kern w:val="0"/>
+          <w:sz w:val="24"/>
+          <w:szCs w:val="24"/>
+          <w:lang w:eastAsia="en-IN"/>
+          <w14:ligatures w14:val="none"/>
+        </w:rPr>
+      </w:pPr>
+      <w:r>
+        <w:rPr>
+          <w:rFonts w:ascii="Times New Roman" w:eastAsia="Times New Roman" w:hAnsi="Times New Roman" w:cs="Times New Roman"/>
+          <w:kern w:val="0"/>
+          <w:sz w:val="24"/>
+          <w:szCs w:val="24"/>
+          <w:lang w:eastAsia="en-IN"/>
+          <w14:ligatures w14:val="none"/>
+        </w:rPr>
+        <w:t xml:space="preserve">Create a stored procedure to display customer-wise order details. </w:t>
+      </w:r>
+    </w:p>
+    <w:p>
+      <w:pPr>
+        <w:numPr>
+          <w:ilvl w:val="0"/>
+          <w:numId w:val="17"/>
+        </w:numPr>
+        <w:spacing w:before="100" w:beforeAutospacing="1" w:after="100" w:afterAutospacing="1" w:line="240" w:lineRule="auto"/>
+        <w:rPr>
+          <w:rFonts w:ascii="Times New Roman" w:eastAsia="Times New Roman" w:hAnsi="Times New Roman" w:cs="Times New Roman"/>
+          <w:kern w:val="0"/>
+          <w:sz w:val="24"/>
+          <w:szCs w:val="24"/>
+          <w:lang w:eastAsia="en-IN"/>
+          <w14:ligatures w14:val="none"/>
+        </w:rPr>
+      </w:pPr>
+      <w:r>
+        <w:rPr>
+          <w:rFonts w:ascii="Times New Roman" w:eastAsia="Times New Roman" w:hAnsi="Times New Roman" w:cs="Times New Roman"/>
+          <w:kern w:val="0"/>
+          <w:sz w:val="24"/>
+          <w:szCs w:val="24"/>
+          <w:lang w:eastAsia="en-IN"/>
+          <w14:ligatures w14:val="none"/>
+        </w:rPr>
+        <w:t xml:space="preserve">Create a stored procedure to display seller-wise product details. </w:t>
+      </w:r>
+    </w:p>
+    <w:p>
+      <w:pPr>
+        <w:numPr>
+          <w:ilvl w:val="0"/>
+          <w:numId w:val="17"/>
+        </w:numPr>
+        <w:spacing w:before="100" w:beforeAutospacing="1" w:after="100" w:afterAutospacing="1" w:line="240" w:lineRule="auto"/>
+        <w:rPr>
+          <w:rFonts w:ascii="Times New Roman" w:eastAsia="Times New Roman" w:hAnsi="Times New Roman" w:cs="Times New Roman"/>
+          <w:kern w:val="0"/>
+          <w:sz w:val="24"/>
+          <w:szCs w:val="24"/>
+          <w:lang w:eastAsia="en-IN"/>
+          <w14:ligatures w14:val="none"/>
+        </w:rPr>
+      </w:pPr>
+      <w:r>
+        <w:rPr>
+          <w:rFonts w:ascii="Times New Roman" w:eastAsia="Times New Roman" w:hAnsi="Times New Roman" w:cs="Times New Roman"/>
+          <w:kern w:val="0"/>
+          <w:sz w:val="24"/>
+          <w:szCs w:val="24"/>
+          <w:lang w:eastAsia="en-IN"/>
+          <w14:ligatures w14:val="none"/>
+        </w:rPr>
+        <w:t xml:space="preserve">Create a stored procedure to display order-wise product details. </w:t>
+      </w:r>
+    </w:p>
+    <w:p>
+      <w:pPr>
+        <w:numPr>
+          <w:ilvl w:val="0"/>
+          <w:numId w:val="17"/>
+        </w:numPr>
+        <w:spacing w:before="100" w:beforeAutospacing="1" w:after="100" w:afterAutospacing="1" w:line="240" w:lineRule="auto"/>
+        <w:rPr>
+          <w:rFonts w:ascii="Times New Roman" w:eastAsia="Times New Roman" w:hAnsi="Times New Roman" w:cs="Times New Roman"/>
+          <w:kern w:val="0"/>
+          <w:sz w:val="24"/>
+          <w:szCs w:val="24"/>
+          <w:lang w:eastAsia="en-IN"/>
+          <w14:ligatures w14:val="none"/>
+        </w:rPr>
+      </w:pPr>
+      <w:r>
+        <w:rPr>
+          <w:rFonts w:ascii="Times New Roman" w:eastAsia="Times New Roman" w:hAnsi="Times New Roman" w:cs="Times New Roman"/>
+          <w:kern w:val="0"/>
+          <w:sz w:val="24"/>
+          <w:szCs w:val="24"/>
+          <w:lang w:eastAsia="en-IN"/>
+          <w14:ligatures w14:val="none"/>
+        </w:rPr>
+        <w:t xml:space="preserve">Create a stored procedure to display complete order report with customer, product, seller, quantity, price, and total amount. </w:t>
+      </w:r>
+    </w:p>
+    <w:p>
+      <w:pPr>
+        <w:numPr>
+          <w:ilvl w:val="0"/>
+          <w:numId w:val="17"/>
+        </w:numPr>
+        <w:spacing w:before="100" w:beforeAutospacing="1" w:after="100" w:afterAutospacing="1" w:line="240" w:lineRule="auto"/>
+        <w:rPr>
+          <w:rFonts w:ascii="Times New Roman" w:eastAsia="Times New Roman" w:hAnsi="Times New Roman" w:cs="Times New Roman"/>
+          <w:kern w:val="0"/>
+          <w:sz w:val="24"/>
+          <w:szCs w:val="24"/>
+          <w:lang w:eastAsia="en-IN"/>
+          <w14:ligatures w14:val="none"/>
+        </w:rPr>
+      </w:pPr>
+      <w:r>
+        <w:rPr>
+          <w:rFonts w:ascii="Times New Roman" w:eastAsia="Times New Roman" w:hAnsi="Times New Roman" w:cs="Times New Roman"/>
+          <w:kern w:val="0"/>
+          <w:sz w:val="24"/>
+          <w:szCs w:val="24"/>
+          <w:lang w:eastAsia="en-IN"/>
+          <w14:ligatures w14:val="none"/>
+        </w:rPr>
+        <w:t xml:space="preserve">Create a stored procedure to display customer-wise total order amount. </w:t>
+      </w:r>
+    </w:p>
+    <w:p>
+      <w:pPr>
+        <w:numPr>
+          <w:ilvl w:val="0"/>
+          <w:numId w:val="17"/>
+        </w:numPr>
+        <w:spacing w:before="100" w:beforeAutospacing="1" w:after="100" w:afterAutospacing="1" w:line="240" w:lineRule="auto"/>
+        <w:rPr>
+          <w:rFonts w:ascii="Times New Roman" w:eastAsia="Times New Roman" w:hAnsi="Times New Roman" w:cs="Times New Roman"/>
+          <w:kern w:val="0"/>
+          <w:sz w:val="24"/>
+          <w:szCs w:val="24"/>
+          <w:lang w:eastAsia="en-IN"/>
+          <w14:ligatures w14:val="none"/>
+        </w:rPr>
+      </w:pPr>
+      <w:r>
+        <w:rPr>
+          <w:rFonts w:ascii="Times New Roman" w:eastAsia="Times New Roman" w:hAnsi="Times New Roman" w:cs="Times New Roman"/>
+          <w:kern w:val="0"/>
+          <w:sz w:val="24"/>
+          <w:szCs w:val="24"/>
+          <w:lang w:eastAsia="en-IN"/>
+          <w14:ligatures w14:val="none"/>
+        </w:rPr>
+        <w:t xml:space="preserve">Create a stored procedure to display seller-wise total sales amount. </w:t>
+      </w:r>
+    </w:p>
+    <w:p>
+      <w:pPr>
+        <w:numPr>
+          <w:ilvl w:val="0"/>
+          <w:numId w:val="17"/>
+        </w:numPr>
+        <w:spacing w:before="100" w:beforeAutospacing="1" w:after="100" w:afterAutospacing="1" w:line="240" w:lineRule="auto"/>
+        <w:rPr>
+          <w:rFonts w:ascii="Times New Roman" w:eastAsia="Times New Roman" w:hAnsi="Times New Roman" w:cs="Times New Roman"/>
+          <w:kern w:val="0"/>
+          <w:sz w:val="24"/>
+          <w:szCs w:val="24"/>
+          <w:lang w:eastAsia="en-IN"/>
+          <w14:ligatures w14:val="none"/>
+        </w:rPr>
+      </w:pPr>
+      <w:r>
+        <w:rPr>
+          <w:rFonts w:ascii="Times New Roman" w:eastAsia="Times New Roman" w:hAnsi="Times New Roman" w:cs="Times New Roman"/>
+          <w:kern w:val="0"/>
+          <w:sz w:val="24"/>
+          <w:szCs w:val="24"/>
+          <w:lang w:eastAsia="en-IN"/>
+          <w14:ligatures w14:val="none"/>
+        </w:rPr>
+        <w:t>Create a stored procedure to display product-wise total sales quantity.</w:t>
+      </w:r>
+    </w:p>
+    <w:p>
+      <w:pPr>
+        <w:ind w:left="720"/>
+      </w:pPr>
+    </w:p>
+    <w:p>
+      <w:pPr>
+        <w:rPr>
+          <w:b/>
+          <w:bCs/>
+        </w:rPr>
+      </w:pPr>
+      <w:r>
+        <w:rPr>
+          <w:b/>
+          <w:bCs/>
+        </w:rPr>
+        <w:t>H. Stored Procedure with Output Parameter</w:t>
+      </w:r>
+    </w:p>
+    <w:p>
+      <w:pPr>
+        <w:numPr>
+          <w:ilvl w:val="0"/>
+          <w:numId w:val="18"/>
+        </w:numPr>
+      </w:pPr>
+      <w:r>
+        <w:t xml:space="preserve">Create a stored procedure to return the total number of customers. </w:t>
+      </w:r>
+    </w:p>
+    <w:p>
+      <w:pPr>
+        <w:numPr>
+          <w:ilvl w:val="0"/>
+          <w:numId w:val="18"/>
+        </w:numPr>
+      </w:pPr>
+      <w:r>
+        <w:t xml:space="preserve">Create a stored procedure to return the total number of products. </w:t>
+      </w:r>
+    </w:p>
+    <w:p>
+      <w:pPr>
+        <w:numPr>
+          <w:ilvl w:val="0"/>
+          <w:numId w:val="18"/>
+        </w:numPr>
+      </w:pPr>
+      <w:r>
+        <w:t xml:space="preserve">Create a stored procedure to return the total number of orders. </w:t>
+      </w:r>
+    </w:p>
+    <w:p>
+      <w:pPr>
+        <w:numPr>
+          <w:ilvl w:val="0"/>
+          <w:numId w:val="18"/>
+        </w:numPr>
+      </w:pPr>
+      <w:r>
+        <w:t xml:space="preserve">Create a stored procedure to return the total sales amount of a product. </w:t>
+      </w:r>
+    </w:p>
+    <w:p>
+      <w:pPr>
+        <w:numPr>
+          <w:ilvl w:val="0"/>
+          <w:numId w:val="18"/>
+        </w:numPr>
+      </w:pPr>
+      <w:r>
+        <w:t>Create a stored procedure to return the total purchase amount of a customer.</w:t>
+      </w:r>
+    </w:p>
+    <w:p/>
     <w:p/>
     <w:sectPr>
       <w:pgSz w:w="11906" w:h="16838"/>
@@ -2296,6 +3722,232 @@
     </w:lvl>
   </w:abstractNum>
   <w:abstractNum w:abstractNumId="2" w15:restartNumberingAfterBreak="0">
+    <w:nsid w:val="1C1912F6"/>
+    <w:multiLevelType w:val="multilevel"/>
+    <w:tmpl w:val="36420B1E"/>
+    <w:lvl w:ilvl="0">
+      <w:start w:val="6"/>
+      <w:numFmt w:val="decimal"/>
+      <w:lvlText w:val="%1."/>
+      <w:lvlJc w:val="left"/>
+      <w:pPr>
+        <w:tabs>
+          <w:tab w:val="num" w:pos="720"/>
+        </w:tabs>
+        <w:ind w:left="720" w:hanging="360"/>
+      </w:pPr>
+    </w:lvl>
+    <w:lvl w:ilvl="1" w:tentative="1">
+      <w:start w:val="1"/>
+      <w:numFmt w:val="decimal"/>
+      <w:lvlText w:val="%2."/>
+      <w:lvlJc w:val="left"/>
+      <w:pPr>
+        <w:tabs>
+          <w:tab w:val="num" w:pos="1440"/>
+        </w:tabs>
+        <w:ind w:left="1440" w:hanging="360"/>
+      </w:pPr>
+    </w:lvl>
+    <w:lvl w:ilvl="2" w:tentative="1">
+      <w:start w:val="1"/>
+      <w:numFmt w:val="decimal"/>
+      <w:lvlText w:val="%3."/>
+      <w:lvlJc w:val="left"/>
+      <w:pPr>
+        <w:tabs>
+          <w:tab w:val="num" w:pos="2160"/>
+        </w:tabs>
+        <w:ind w:left="2160" w:hanging="360"/>
+      </w:pPr>
+    </w:lvl>
+    <w:lvl w:ilvl="3" w:tentative="1">
+      <w:start w:val="1"/>
+      <w:numFmt w:val="decimal"/>
+      <w:lvlText w:val="%4."/>
+      <w:lvlJc w:val="left"/>
+      <w:pPr>
+        <w:tabs>
+          <w:tab w:val="num" w:pos="2880"/>
+        </w:tabs>
+        <w:ind w:left="2880" w:hanging="360"/>
+      </w:pPr>
+    </w:lvl>
+    <w:lvl w:ilvl="4" w:tentative="1">
+      <w:start w:val="1"/>
+      <w:numFmt w:val="decimal"/>
+      <w:lvlText w:val="%5."/>
+      <w:lvlJc w:val="left"/>
+      <w:pPr>
+        <w:tabs>
+          <w:tab w:val="num" w:pos="3600"/>
+        </w:tabs>
+        <w:ind w:left="3600" w:hanging="360"/>
+      </w:pPr>
+    </w:lvl>
+    <w:lvl w:ilvl="5" w:tentative="1">
+      <w:start w:val="1"/>
+      <w:numFmt w:val="decimal"/>
+      <w:lvlText w:val="%6."/>
+      <w:lvlJc w:val="left"/>
+      <w:pPr>
+        <w:tabs>
+          <w:tab w:val="num" w:pos="4320"/>
+        </w:tabs>
+        <w:ind w:left="4320" w:hanging="360"/>
+      </w:pPr>
+    </w:lvl>
+    <w:lvl w:ilvl="6" w:tentative="1">
+      <w:start w:val="1"/>
+      <w:numFmt w:val="decimal"/>
+      <w:lvlText w:val="%7."/>
+      <w:lvlJc w:val="left"/>
+      <w:pPr>
+        <w:tabs>
+          <w:tab w:val="num" w:pos="5040"/>
+        </w:tabs>
+        <w:ind w:left="5040" w:hanging="360"/>
+      </w:pPr>
+    </w:lvl>
+    <w:lvl w:ilvl="7" w:tentative="1">
+      <w:start w:val="1"/>
+      <w:numFmt w:val="decimal"/>
+      <w:lvlText w:val="%8."/>
+      <w:lvlJc w:val="left"/>
+      <w:pPr>
+        <w:tabs>
+          <w:tab w:val="num" w:pos="5760"/>
+        </w:tabs>
+        <w:ind w:left="5760" w:hanging="360"/>
+      </w:pPr>
+    </w:lvl>
+    <w:lvl w:ilvl="8" w:tentative="1">
+      <w:start w:val="1"/>
+      <w:numFmt w:val="decimal"/>
+      <w:lvlText w:val="%9."/>
+      <w:lvlJc w:val="left"/>
+      <w:pPr>
+        <w:tabs>
+          <w:tab w:val="num" w:pos="6480"/>
+        </w:tabs>
+        <w:ind w:left="6480" w:hanging="360"/>
+      </w:pPr>
+    </w:lvl>
+  </w:abstractNum>
+  <w:abstractNum w:abstractNumId="3" w15:restartNumberingAfterBreak="0">
+    <w:nsid w:val="202A2E03"/>
+    <w:multiLevelType w:val="multilevel"/>
+    <w:tmpl w:val="BAFE5B38"/>
+    <w:lvl w:ilvl="0">
+      <w:start w:val="36"/>
+      <w:numFmt w:val="decimal"/>
+      <w:lvlText w:val="%1."/>
+      <w:lvlJc w:val="left"/>
+      <w:pPr>
+        <w:tabs>
+          <w:tab w:val="num" w:pos="720"/>
+        </w:tabs>
+        <w:ind w:left="720" w:hanging="360"/>
+      </w:pPr>
+    </w:lvl>
+    <w:lvl w:ilvl="1" w:tentative="1">
+      <w:start w:val="1"/>
+      <w:numFmt w:val="decimal"/>
+      <w:lvlText w:val="%2."/>
+      <w:lvlJc w:val="left"/>
+      <w:pPr>
+        <w:tabs>
+          <w:tab w:val="num" w:pos="1440"/>
+        </w:tabs>
+        <w:ind w:left="1440" w:hanging="360"/>
+      </w:pPr>
+    </w:lvl>
+    <w:lvl w:ilvl="2" w:tentative="1">
+      <w:start w:val="1"/>
+      <w:numFmt w:val="decimal"/>
+      <w:lvlText w:val="%3."/>
+      <w:lvlJc w:val="left"/>
+      <w:pPr>
+        <w:tabs>
+          <w:tab w:val="num" w:pos="2160"/>
+        </w:tabs>
+        <w:ind w:left="2160" w:hanging="360"/>
+      </w:pPr>
+    </w:lvl>
+    <w:lvl w:ilvl="3" w:tentative="1">
+      <w:start w:val="1"/>
+      <w:numFmt w:val="decimal"/>
+      <w:lvlText w:val="%4."/>
+      <w:lvlJc w:val="left"/>
+      <w:pPr>
+        <w:tabs>
+          <w:tab w:val="num" w:pos="2880"/>
+        </w:tabs>
+        <w:ind w:left="2880" w:hanging="360"/>
+      </w:pPr>
+    </w:lvl>
+    <w:lvl w:ilvl="4" w:tentative="1">
+      <w:start w:val="1"/>
+      <w:numFmt w:val="decimal"/>
+      <w:lvlText w:val="%5."/>
+      <w:lvlJc w:val="left"/>
+      <w:pPr>
+        <w:tabs>
+          <w:tab w:val="num" w:pos="3600"/>
+        </w:tabs>
+        <w:ind w:left="3600" w:hanging="360"/>
+      </w:pPr>
+    </w:lvl>
+    <w:lvl w:ilvl="5" w:tentative="1">
+      <w:start w:val="1"/>
+      <w:numFmt w:val="decimal"/>
+      <w:lvlText w:val="%6."/>
+      <w:lvlJc w:val="left"/>
+      <w:pPr>
+        <w:tabs>
+          <w:tab w:val="num" w:pos="4320"/>
+        </w:tabs>
+        <w:ind w:left="4320" w:hanging="360"/>
+      </w:pPr>
+    </w:lvl>
+    <w:lvl w:ilvl="6" w:tentative="1">
+      <w:start w:val="1"/>
+      <w:numFmt w:val="decimal"/>
+      <w:lvlText w:val="%7."/>
+      <w:lvlJc w:val="left"/>
+      <w:pPr>
+        <w:tabs>
+          <w:tab w:val="num" w:pos="5040"/>
+        </w:tabs>
+        <w:ind w:left="5040" w:hanging="360"/>
+      </w:pPr>
+    </w:lvl>
+    <w:lvl w:ilvl="7" w:tentative="1">
+      <w:start w:val="1"/>
+      <w:numFmt w:val="decimal"/>
+      <w:lvlText w:val="%8."/>
+      <w:lvlJc w:val="left"/>
+      <w:pPr>
+        <w:tabs>
+          <w:tab w:val="num" w:pos="5760"/>
+        </w:tabs>
+        <w:ind w:left="5760" w:hanging="360"/>
+      </w:pPr>
+    </w:lvl>
+    <w:lvl w:ilvl="8" w:tentative="1">
+      <w:start w:val="1"/>
+      <w:numFmt w:val="decimal"/>
+      <w:lvlText w:val="%9."/>
+      <w:lvlJc w:val="left"/>
+      <w:pPr>
+        <w:tabs>
+          <w:tab w:val="num" w:pos="6480"/>
+        </w:tabs>
+        <w:ind w:left="6480" w:hanging="360"/>
+      </w:pPr>
+    </w:lvl>
+  </w:abstractNum>
+  <w:abstractNum w:abstractNumId="4" w15:restartNumberingAfterBreak="0">
     <w:nsid w:val="24F75286"/>
     <w:multiLevelType w:val="multilevel"/>
     <w:tmpl w:val="3BBAC1FA"/>
@@ -2408,7 +4060,233 @@
       </w:pPr>
     </w:lvl>
   </w:abstractNum>
-  <w:abstractNum w:abstractNumId="3" w15:restartNumberingAfterBreak="0">
+  <w:abstractNum w:abstractNumId="5" w15:restartNumberingAfterBreak="0">
+    <w:nsid w:val="2AE00095"/>
+    <w:multiLevelType w:val="multilevel"/>
+    <w:tmpl w:val="296EED32"/>
+    <w:lvl w:ilvl="0">
+      <w:start w:val="29"/>
+      <w:numFmt w:val="decimal"/>
+      <w:lvlText w:val="%1."/>
+      <w:lvlJc w:val="left"/>
+      <w:pPr>
+        <w:tabs>
+          <w:tab w:val="num" w:pos="720"/>
+        </w:tabs>
+        <w:ind w:left="720" w:hanging="360"/>
+      </w:pPr>
+    </w:lvl>
+    <w:lvl w:ilvl="1" w:tentative="1">
+      <w:start w:val="1"/>
+      <w:numFmt w:val="decimal"/>
+      <w:lvlText w:val="%2."/>
+      <w:lvlJc w:val="left"/>
+      <w:pPr>
+        <w:tabs>
+          <w:tab w:val="num" w:pos="1440"/>
+        </w:tabs>
+        <w:ind w:left="1440" w:hanging="360"/>
+      </w:pPr>
+    </w:lvl>
+    <w:lvl w:ilvl="2" w:tentative="1">
+      <w:start w:val="1"/>
+      <w:numFmt w:val="decimal"/>
+      <w:lvlText w:val="%3."/>
+      <w:lvlJc w:val="left"/>
+      <w:pPr>
+        <w:tabs>
+          <w:tab w:val="num" w:pos="2160"/>
+        </w:tabs>
+        <w:ind w:left="2160" w:hanging="360"/>
+      </w:pPr>
+    </w:lvl>
+    <w:lvl w:ilvl="3" w:tentative="1">
+      <w:start w:val="1"/>
+      <w:numFmt w:val="decimal"/>
+      <w:lvlText w:val="%4."/>
+      <w:lvlJc w:val="left"/>
+      <w:pPr>
+        <w:tabs>
+          <w:tab w:val="num" w:pos="2880"/>
+        </w:tabs>
+        <w:ind w:left="2880" w:hanging="360"/>
+      </w:pPr>
+    </w:lvl>
+    <w:lvl w:ilvl="4" w:tentative="1">
+      <w:start w:val="1"/>
+      <w:numFmt w:val="decimal"/>
+      <w:lvlText w:val="%5."/>
+      <w:lvlJc w:val="left"/>
+      <w:pPr>
+        <w:tabs>
+          <w:tab w:val="num" w:pos="3600"/>
+        </w:tabs>
+        <w:ind w:left="3600" w:hanging="360"/>
+      </w:pPr>
+    </w:lvl>
+    <w:lvl w:ilvl="5" w:tentative="1">
+      <w:start w:val="1"/>
+      <w:numFmt w:val="decimal"/>
+      <w:lvlText w:val="%6."/>
+      <w:lvlJc w:val="left"/>
+      <w:pPr>
+        <w:tabs>
+          <w:tab w:val="num" w:pos="4320"/>
+        </w:tabs>
+        <w:ind w:left="4320" w:hanging="360"/>
+      </w:pPr>
+    </w:lvl>
+    <w:lvl w:ilvl="6" w:tentative="1">
+      <w:start w:val="1"/>
+      <w:numFmt w:val="decimal"/>
+      <w:lvlText w:val="%7."/>
+      <w:lvlJc w:val="left"/>
+      <w:pPr>
+        <w:tabs>
+          <w:tab w:val="num" w:pos="5040"/>
+        </w:tabs>
+        <w:ind w:left="5040" w:hanging="360"/>
+      </w:pPr>
+    </w:lvl>
+    <w:lvl w:ilvl="7" w:tentative="1">
+      <w:start w:val="1"/>
+      <w:numFmt w:val="decimal"/>
+      <w:lvlText w:val="%8."/>
+      <w:lvlJc w:val="left"/>
+      <w:pPr>
+        <w:tabs>
+          <w:tab w:val="num" w:pos="5760"/>
+        </w:tabs>
+        <w:ind w:left="5760" w:hanging="360"/>
+      </w:pPr>
+    </w:lvl>
+    <w:lvl w:ilvl="8" w:tentative="1">
+      <w:start w:val="1"/>
+      <w:numFmt w:val="decimal"/>
+      <w:lvlText w:val="%9."/>
+      <w:lvlJc w:val="left"/>
+      <w:pPr>
+        <w:tabs>
+          <w:tab w:val="num" w:pos="6480"/>
+        </w:tabs>
+        <w:ind w:left="6480" w:hanging="360"/>
+      </w:pPr>
+    </w:lvl>
+  </w:abstractNum>
+  <w:abstractNum w:abstractNumId="6" w15:restartNumberingAfterBreak="0">
+    <w:nsid w:val="302D7AF0"/>
+    <w:multiLevelType w:val="multilevel"/>
+    <w:tmpl w:val="1CB0E9FE"/>
+    <w:lvl w:ilvl="0">
+      <w:start w:val="1"/>
+      <w:numFmt w:val="decimal"/>
+      <w:lvlText w:val="%1."/>
+      <w:lvlJc w:val="left"/>
+      <w:pPr>
+        <w:tabs>
+          <w:tab w:val="num" w:pos="720"/>
+        </w:tabs>
+        <w:ind w:left="720" w:hanging="360"/>
+      </w:pPr>
+    </w:lvl>
+    <w:lvl w:ilvl="1" w:tentative="1">
+      <w:start w:val="1"/>
+      <w:numFmt w:val="decimal"/>
+      <w:lvlText w:val="%2."/>
+      <w:lvlJc w:val="left"/>
+      <w:pPr>
+        <w:tabs>
+          <w:tab w:val="num" w:pos="1440"/>
+        </w:tabs>
+        <w:ind w:left="1440" w:hanging="360"/>
+      </w:pPr>
+    </w:lvl>
+    <w:lvl w:ilvl="2" w:tentative="1">
+      <w:start w:val="1"/>
+      <w:numFmt w:val="decimal"/>
+      <w:lvlText w:val="%3."/>
+      <w:lvlJc w:val="left"/>
+      <w:pPr>
+        <w:tabs>
+          <w:tab w:val="num" w:pos="2160"/>
+        </w:tabs>
+        <w:ind w:left="2160" w:hanging="360"/>
+      </w:pPr>
+    </w:lvl>
+    <w:lvl w:ilvl="3" w:tentative="1">
+      <w:start w:val="1"/>
+      <w:numFmt w:val="decimal"/>
+      <w:lvlText w:val="%4."/>
+      <w:lvlJc w:val="left"/>
+      <w:pPr>
+        <w:tabs>
+          <w:tab w:val="num" w:pos="2880"/>
+        </w:tabs>
+        <w:ind w:left="2880" w:hanging="360"/>
+      </w:pPr>
+    </w:lvl>
+    <w:lvl w:ilvl="4" w:tentative="1">
+      <w:start w:val="1"/>
+      <w:numFmt w:val="decimal"/>
+      <w:lvlText w:val="%5."/>
+      <w:lvlJc w:val="left"/>
+      <w:pPr>
+        <w:tabs>
+          <w:tab w:val="num" w:pos="3600"/>
+        </w:tabs>
+        <w:ind w:left="3600" w:hanging="360"/>
+      </w:pPr>
+    </w:lvl>
+    <w:lvl w:ilvl="5" w:tentative="1">
+      <w:start w:val="1"/>
+      <w:numFmt w:val="decimal"/>
+      <w:lvlText w:val="%6."/>
+      <w:lvlJc w:val="left"/>
+      <w:pPr>
+        <w:tabs>
+          <w:tab w:val="num" w:pos="4320"/>
+        </w:tabs>
+        <w:ind w:left="4320" w:hanging="360"/>
+      </w:pPr>
+    </w:lvl>
+    <w:lvl w:ilvl="6" w:tentative="1">
+      <w:start w:val="1"/>
+      <w:numFmt w:val="decimal"/>
+      <w:lvlText w:val="%7."/>
+      <w:lvlJc w:val="left"/>
+      <w:pPr>
+        <w:tabs>
+          <w:tab w:val="num" w:pos="5040"/>
+        </w:tabs>
+        <w:ind w:left="5040" w:hanging="360"/>
+      </w:pPr>
+    </w:lvl>
+    <w:lvl w:ilvl="7" w:tentative="1">
+      <w:start w:val="1"/>
+      <w:numFmt w:val="decimal"/>
+      <w:lvlText w:val="%8."/>
+      <w:lvlJc w:val="left"/>
+      <w:pPr>
+        <w:tabs>
+          <w:tab w:val="num" w:pos="5760"/>
+        </w:tabs>
+        <w:ind w:left="5760" w:hanging="360"/>
+      </w:pPr>
+    </w:lvl>
+    <w:lvl w:ilvl="8" w:tentative="1">
+      <w:start w:val="1"/>
+      <w:numFmt w:val="decimal"/>
+      <w:lvlText w:val="%9."/>
+      <w:lvlJc w:val="left"/>
+      <w:pPr>
+        <w:tabs>
+          <w:tab w:val="num" w:pos="6480"/>
+        </w:tabs>
+        <w:ind w:left="6480" w:hanging="360"/>
+      </w:pPr>
+    </w:lvl>
+  </w:abstractNum>
+  <w:abstractNum w:abstractNumId="7" w15:restartNumberingAfterBreak="0">
     <w:nsid w:val="35E54762"/>
     <w:multiLevelType w:val="multilevel"/>
     <w:tmpl w:val="78D29D56"/>
@@ -2521,7 +4399,685 @@
       </w:pPr>
     </w:lvl>
   </w:abstractNum>
-  <w:abstractNum w:abstractNumId="4" w15:restartNumberingAfterBreak="0">
+  <w:abstractNum w:abstractNumId="8" w15:restartNumberingAfterBreak="0">
+    <w:nsid w:val="3C2E7A43"/>
+    <w:multiLevelType w:val="multilevel"/>
+    <w:tmpl w:val="3F5409F6"/>
+    <w:lvl w:ilvl="0">
+      <w:start w:val="21"/>
+      <w:numFmt w:val="decimal"/>
+      <w:lvlText w:val="%1."/>
+      <w:lvlJc w:val="left"/>
+      <w:pPr>
+        <w:tabs>
+          <w:tab w:val="num" w:pos="720"/>
+        </w:tabs>
+        <w:ind w:left="720" w:hanging="360"/>
+      </w:pPr>
+    </w:lvl>
+    <w:lvl w:ilvl="1" w:tentative="1">
+      <w:start w:val="1"/>
+      <w:numFmt w:val="decimal"/>
+      <w:lvlText w:val="%2."/>
+      <w:lvlJc w:val="left"/>
+      <w:pPr>
+        <w:tabs>
+          <w:tab w:val="num" w:pos="1440"/>
+        </w:tabs>
+        <w:ind w:left="1440" w:hanging="360"/>
+      </w:pPr>
+    </w:lvl>
+    <w:lvl w:ilvl="2" w:tentative="1">
+      <w:start w:val="1"/>
+      <w:numFmt w:val="decimal"/>
+      <w:lvlText w:val="%3."/>
+      <w:lvlJc w:val="left"/>
+      <w:pPr>
+        <w:tabs>
+          <w:tab w:val="num" w:pos="2160"/>
+        </w:tabs>
+        <w:ind w:left="2160" w:hanging="360"/>
+      </w:pPr>
+    </w:lvl>
+    <w:lvl w:ilvl="3" w:tentative="1">
+      <w:start w:val="1"/>
+      <w:numFmt w:val="decimal"/>
+      <w:lvlText w:val="%4."/>
+      <w:lvlJc w:val="left"/>
+      <w:pPr>
+        <w:tabs>
+          <w:tab w:val="num" w:pos="2880"/>
+        </w:tabs>
+        <w:ind w:left="2880" w:hanging="360"/>
+      </w:pPr>
+    </w:lvl>
+    <w:lvl w:ilvl="4" w:tentative="1">
+      <w:start w:val="1"/>
+      <w:numFmt w:val="decimal"/>
+      <w:lvlText w:val="%5."/>
+      <w:lvlJc w:val="left"/>
+      <w:pPr>
+        <w:tabs>
+          <w:tab w:val="num" w:pos="3600"/>
+        </w:tabs>
+        <w:ind w:left="3600" w:hanging="360"/>
+      </w:pPr>
+    </w:lvl>
+    <w:lvl w:ilvl="5" w:tentative="1">
+      <w:start w:val="1"/>
+      <w:numFmt w:val="decimal"/>
+      <w:lvlText w:val="%6."/>
+      <w:lvlJc w:val="left"/>
+      <w:pPr>
+        <w:tabs>
+          <w:tab w:val="num" w:pos="4320"/>
+        </w:tabs>
+        <w:ind w:left="4320" w:hanging="360"/>
+      </w:pPr>
+    </w:lvl>
+    <w:lvl w:ilvl="6" w:tentative="1">
+      <w:start w:val="1"/>
+      <w:numFmt w:val="decimal"/>
+      <w:lvlText w:val="%7."/>
+      <w:lvlJc w:val="left"/>
+      <w:pPr>
+        <w:tabs>
+          <w:tab w:val="num" w:pos="5040"/>
+        </w:tabs>
+        <w:ind w:left="5040" w:hanging="360"/>
+      </w:pPr>
+    </w:lvl>
+    <w:lvl w:ilvl="7" w:tentative="1">
+      <w:start w:val="1"/>
+      <w:numFmt w:val="decimal"/>
+      <w:lvlText w:val="%8."/>
+      <w:lvlJc w:val="left"/>
+      <w:pPr>
+        <w:tabs>
+          <w:tab w:val="num" w:pos="5760"/>
+        </w:tabs>
+        <w:ind w:left="5760" w:hanging="360"/>
+      </w:pPr>
+    </w:lvl>
+    <w:lvl w:ilvl="8" w:tentative="1">
+      <w:start w:val="1"/>
+      <w:numFmt w:val="decimal"/>
+      <w:lvlText w:val="%9."/>
+      <w:lvlJc w:val="left"/>
+      <w:pPr>
+        <w:tabs>
+          <w:tab w:val="num" w:pos="6480"/>
+        </w:tabs>
+        <w:ind w:left="6480" w:hanging="360"/>
+      </w:pPr>
+    </w:lvl>
+  </w:abstractNum>
+  <w:abstractNum w:abstractNumId="9" w15:restartNumberingAfterBreak="0">
+    <w:nsid w:val="457675F2"/>
+    <w:multiLevelType w:val="multilevel"/>
+    <w:tmpl w:val="11D8F9D6"/>
+    <w:lvl w:ilvl="0">
+      <w:start w:val="46"/>
+      <w:numFmt w:val="decimal"/>
+      <w:lvlText w:val="%1."/>
+      <w:lvlJc w:val="left"/>
+      <w:pPr>
+        <w:tabs>
+          <w:tab w:val="num" w:pos="720"/>
+        </w:tabs>
+        <w:ind w:left="720" w:hanging="360"/>
+      </w:pPr>
+    </w:lvl>
+    <w:lvl w:ilvl="1" w:tentative="1">
+      <w:start w:val="1"/>
+      <w:numFmt w:val="decimal"/>
+      <w:lvlText w:val="%2."/>
+      <w:lvlJc w:val="left"/>
+      <w:pPr>
+        <w:tabs>
+          <w:tab w:val="num" w:pos="1440"/>
+        </w:tabs>
+        <w:ind w:left="1440" w:hanging="360"/>
+      </w:pPr>
+    </w:lvl>
+    <w:lvl w:ilvl="2" w:tentative="1">
+      <w:start w:val="1"/>
+      <w:numFmt w:val="decimal"/>
+      <w:lvlText w:val="%3."/>
+      <w:lvlJc w:val="left"/>
+      <w:pPr>
+        <w:tabs>
+          <w:tab w:val="num" w:pos="2160"/>
+        </w:tabs>
+        <w:ind w:left="2160" w:hanging="360"/>
+      </w:pPr>
+    </w:lvl>
+    <w:lvl w:ilvl="3" w:tentative="1">
+      <w:start w:val="1"/>
+      <w:numFmt w:val="decimal"/>
+      <w:lvlText w:val="%4."/>
+      <w:lvlJc w:val="left"/>
+      <w:pPr>
+        <w:tabs>
+          <w:tab w:val="num" w:pos="2880"/>
+        </w:tabs>
+        <w:ind w:left="2880" w:hanging="360"/>
+      </w:pPr>
+    </w:lvl>
+    <w:lvl w:ilvl="4" w:tentative="1">
+      <w:start w:val="1"/>
+      <w:numFmt w:val="decimal"/>
+      <w:lvlText w:val="%5."/>
+      <w:lvlJc w:val="left"/>
+      <w:pPr>
+        <w:tabs>
+          <w:tab w:val="num" w:pos="3600"/>
+        </w:tabs>
+        <w:ind w:left="3600" w:hanging="360"/>
+      </w:pPr>
+    </w:lvl>
+    <w:lvl w:ilvl="5" w:tentative="1">
+      <w:start w:val="1"/>
+      <w:numFmt w:val="decimal"/>
+      <w:lvlText w:val="%6."/>
+      <w:lvlJc w:val="left"/>
+      <w:pPr>
+        <w:tabs>
+          <w:tab w:val="num" w:pos="4320"/>
+        </w:tabs>
+        <w:ind w:left="4320" w:hanging="360"/>
+      </w:pPr>
+    </w:lvl>
+    <w:lvl w:ilvl="6" w:tentative="1">
+      <w:start w:val="1"/>
+      <w:numFmt w:val="decimal"/>
+      <w:lvlText w:val="%7."/>
+      <w:lvlJc w:val="left"/>
+      <w:pPr>
+        <w:tabs>
+          <w:tab w:val="num" w:pos="5040"/>
+        </w:tabs>
+        <w:ind w:left="5040" w:hanging="360"/>
+      </w:pPr>
+    </w:lvl>
+    <w:lvl w:ilvl="7" w:tentative="1">
+      <w:start w:val="1"/>
+      <w:numFmt w:val="decimal"/>
+      <w:lvlText w:val="%8."/>
+      <w:lvlJc w:val="left"/>
+      <w:pPr>
+        <w:tabs>
+          <w:tab w:val="num" w:pos="5760"/>
+        </w:tabs>
+        <w:ind w:left="5760" w:hanging="360"/>
+      </w:pPr>
+    </w:lvl>
+    <w:lvl w:ilvl="8" w:tentative="1">
+      <w:start w:val="1"/>
+      <w:numFmt w:val="decimal"/>
+      <w:lvlText w:val="%9."/>
+      <w:lvlJc w:val="left"/>
+      <w:pPr>
+        <w:tabs>
+          <w:tab w:val="num" w:pos="6480"/>
+        </w:tabs>
+        <w:ind w:left="6480" w:hanging="360"/>
+      </w:pPr>
+    </w:lvl>
+  </w:abstractNum>
+  <w:abstractNum w:abstractNumId="10" w15:restartNumberingAfterBreak="0">
+    <w:nsid w:val="4A0C6DEF"/>
+    <w:multiLevelType w:val="multilevel"/>
+    <w:tmpl w:val="8760F8CA"/>
+    <w:lvl w:ilvl="0">
+      <w:start w:val="16"/>
+      <w:numFmt w:val="decimal"/>
+      <w:lvlText w:val="%1."/>
+      <w:lvlJc w:val="left"/>
+      <w:pPr>
+        <w:tabs>
+          <w:tab w:val="num" w:pos="720"/>
+        </w:tabs>
+        <w:ind w:left="720" w:hanging="360"/>
+      </w:pPr>
+    </w:lvl>
+    <w:lvl w:ilvl="1" w:tentative="1">
+      <w:start w:val="1"/>
+      <w:numFmt w:val="decimal"/>
+      <w:lvlText w:val="%2."/>
+      <w:lvlJc w:val="left"/>
+      <w:pPr>
+        <w:tabs>
+          <w:tab w:val="num" w:pos="1440"/>
+        </w:tabs>
+        <w:ind w:left="1440" w:hanging="360"/>
+      </w:pPr>
+    </w:lvl>
+    <w:lvl w:ilvl="2" w:tentative="1">
+      <w:start w:val="1"/>
+      <w:numFmt w:val="decimal"/>
+      <w:lvlText w:val="%3."/>
+      <w:lvlJc w:val="left"/>
+      <w:pPr>
+        <w:tabs>
+          <w:tab w:val="num" w:pos="2160"/>
+        </w:tabs>
+        <w:ind w:left="2160" w:hanging="360"/>
+      </w:pPr>
+    </w:lvl>
+    <w:lvl w:ilvl="3" w:tentative="1">
+      <w:start w:val="1"/>
+      <w:numFmt w:val="decimal"/>
+      <w:lvlText w:val="%4."/>
+      <w:lvlJc w:val="left"/>
+      <w:pPr>
+        <w:tabs>
+          <w:tab w:val="num" w:pos="2880"/>
+        </w:tabs>
+        <w:ind w:left="2880" w:hanging="360"/>
+      </w:pPr>
+    </w:lvl>
+    <w:lvl w:ilvl="4" w:tentative="1">
+      <w:start w:val="1"/>
+      <w:numFmt w:val="decimal"/>
+      <w:lvlText w:val="%5."/>
+      <w:lvlJc w:val="left"/>
+      <w:pPr>
+        <w:tabs>
+          <w:tab w:val="num" w:pos="3600"/>
+        </w:tabs>
+        <w:ind w:left="3600" w:hanging="360"/>
+      </w:pPr>
+    </w:lvl>
+    <w:lvl w:ilvl="5" w:tentative="1">
+      <w:start w:val="1"/>
+      <w:numFmt w:val="decimal"/>
+      <w:lvlText w:val="%6."/>
+      <w:lvlJc w:val="left"/>
+      <w:pPr>
+        <w:tabs>
+          <w:tab w:val="num" w:pos="4320"/>
+        </w:tabs>
+        <w:ind w:left="4320" w:hanging="360"/>
+      </w:pPr>
+    </w:lvl>
+    <w:lvl w:ilvl="6" w:tentative="1">
+      <w:start w:val="1"/>
+      <w:numFmt w:val="decimal"/>
+      <w:lvlText w:val="%7."/>
+      <w:lvlJc w:val="left"/>
+      <w:pPr>
+        <w:tabs>
+          <w:tab w:val="num" w:pos="5040"/>
+        </w:tabs>
+        <w:ind w:left="5040" w:hanging="360"/>
+      </w:pPr>
+    </w:lvl>
+    <w:lvl w:ilvl="7" w:tentative="1">
+      <w:start w:val="1"/>
+      <w:numFmt w:val="decimal"/>
+      <w:lvlText w:val="%8."/>
+      <w:lvlJc w:val="left"/>
+      <w:pPr>
+        <w:tabs>
+          <w:tab w:val="num" w:pos="5760"/>
+        </w:tabs>
+        <w:ind w:left="5760" w:hanging="360"/>
+      </w:pPr>
+    </w:lvl>
+    <w:lvl w:ilvl="8" w:tentative="1">
+      <w:start w:val="1"/>
+      <w:numFmt w:val="decimal"/>
+      <w:lvlText w:val="%9."/>
+      <w:lvlJc w:val="left"/>
+      <w:pPr>
+        <w:tabs>
+          <w:tab w:val="num" w:pos="6480"/>
+        </w:tabs>
+        <w:ind w:left="6480" w:hanging="360"/>
+      </w:pPr>
+    </w:lvl>
+  </w:abstractNum>
+  <w:abstractNum w:abstractNumId="11" w15:restartNumberingAfterBreak="0">
+    <w:nsid w:val="4E29388A"/>
+    <w:multiLevelType w:val="multilevel"/>
+    <w:tmpl w:val="A296E37C"/>
+    <w:lvl w:ilvl="0">
+      <w:start w:val="11"/>
+      <w:numFmt w:val="decimal"/>
+      <w:lvlText w:val="%1."/>
+      <w:lvlJc w:val="left"/>
+      <w:pPr>
+        <w:tabs>
+          <w:tab w:val="num" w:pos="720"/>
+        </w:tabs>
+        <w:ind w:left="720" w:hanging="360"/>
+      </w:pPr>
+    </w:lvl>
+    <w:lvl w:ilvl="1" w:tentative="1">
+      <w:start w:val="1"/>
+      <w:numFmt w:val="decimal"/>
+      <w:lvlText w:val="%2."/>
+      <w:lvlJc w:val="left"/>
+      <w:pPr>
+        <w:tabs>
+          <w:tab w:val="num" w:pos="1440"/>
+        </w:tabs>
+        <w:ind w:left="1440" w:hanging="360"/>
+      </w:pPr>
+    </w:lvl>
+    <w:lvl w:ilvl="2" w:tentative="1">
+      <w:start w:val="1"/>
+      <w:numFmt w:val="decimal"/>
+      <w:lvlText w:val="%3."/>
+      <w:lvlJc w:val="left"/>
+      <w:pPr>
+        <w:tabs>
+          <w:tab w:val="num" w:pos="2160"/>
+        </w:tabs>
+        <w:ind w:left="2160" w:hanging="360"/>
+      </w:pPr>
+    </w:lvl>
+    <w:lvl w:ilvl="3" w:tentative="1">
+      <w:start w:val="1"/>
+      <w:numFmt w:val="decimal"/>
+      <w:lvlText w:val="%4."/>
+      <w:lvlJc w:val="left"/>
+      <w:pPr>
+        <w:tabs>
+          <w:tab w:val="num" w:pos="2880"/>
+        </w:tabs>
+        <w:ind w:left="2880" w:hanging="360"/>
+      </w:pPr>
+    </w:lvl>
+    <w:lvl w:ilvl="4" w:tentative="1">
+      <w:start w:val="1"/>
+      <w:numFmt w:val="decimal"/>
+      <w:lvlText w:val="%5."/>
+      <w:lvlJc w:val="left"/>
+      <w:pPr>
+        <w:tabs>
+          <w:tab w:val="num" w:pos="3600"/>
+        </w:tabs>
+        <w:ind w:left="3600" w:hanging="360"/>
+      </w:pPr>
+    </w:lvl>
+    <w:lvl w:ilvl="5" w:tentative="1">
+      <w:start w:val="1"/>
+      <w:numFmt w:val="decimal"/>
+      <w:lvlText w:val="%6."/>
+      <w:lvlJc w:val="left"/>
+      <w:pPr>
+        <w:tabs>
+          <w:tab w:val="num" w:pos="4320"/>
+        </w:tabs>
+        <w:ind w:left="4320" w:hanging="360"/>
+      </w:pPr>
+    </w:lvl>
+    <w:lvl w:ilvl="6" w:tentative="1">
+      <w:start w:val="1"/>
+      <w:numFmt w:val="decimal"/>
+      <w:lvlText w:val="%7."/>
+      <w:lvlJc w:val="left"/>
+      <w:pPr>
+        <w:tabs>
+          <w:tab w:val="num" w:pos="5040"/>
+        </w:tabs>
+        <w:ind w:left="5040" w:hanging="360"/>
+      </w:pPr>
+    </w:lvl>
+    <w:lvl w:ilvl="7" w:tentative="1">
+      <w:start w:val="1"/>
+      <w:numFmt w:val="decimal"/>
+      <w:lvlText w:val="%8."/>
+      <w:lvlJc w:val="left"/>
+      <w:pPr>
+        <w:tabs>
+          <w:tab w:val="num" w:pos="5760"/>
+        </w:tabs>
+        <w:ind w:left="5760" w:hanging="360"/>
+      </w:pPr>
+    </w:lvl>
+    <w:lvl w:ilvl="8" w:tentative="1">
+      <w:start w:val="1"/>
+      <w:numFmt w:val="decimal"/>
+      <w:lvlText w:val="%9."/>
+      <w:lvlJc w:val="left"/>
+      <w:pPr>
+        <w:tabs>
+          <w:tab w:val="num" w:pos="6480"/>
+        </w:tabs>
+        <w:ind w:left="6480" w:hanging="360"/>
+      </w:pPr>
+    </w:lvl>
+  </w:abstractNum>
+  <w:abstractNum w:abstractNumId="12" w15:restartNumberingAfterBreak="0">
+    <w:nsid w:val="56816A76"/>
+    <w:multiLevelType w:val="multilevel"/>
+    <w:tmpl w:val="FB90680A"/>
+    <w:lvl w:ilvl="0">
+      <w:start w:val="19"/>
+      <w:numFmt w:val="decimal"/>
+      <w:lvlText w:val="%1."/>
+      <w:lvlJc w:val="left"/>
+      <w:pPr>
+        <w:tabs>
+          <w:tab w:val="num" w:pos="720"/>
+        </w:tabs>
+        <w:ind w:left="720" w:hanging="360"/>
+      </w:pPr>
+    </w:lvl>
+    <w:lvl w:ilvl="1" w:tentative="1">
+      <w:start w:val="1"/>
+      <w:numFmt w:val="decimal"/>
+      <w:lvlText w:val="%2."/>
+      <w:lvlJc w:val="left"/>
+      <w:pPr>
+        <w:tabs>
+          <w:tab w:val="num" w:pos="1440"/>
+        </w:tabs>
+        <w:ind w:left="1440" w:hanging="360"/>
+      </w:pPr>
+    </w:lvl>
+    <w:lvl w:ilvl="2" w:tentative="1">
+      <w:start w:val="1"/>
+      <w:numFmt w:val="decimal"/>
+      <w:lvlText w:val="%3."/>
+      <w:lvlJc w:val="left"/>
+      <w:pPr>
+        <w:tabs>
+          <w:tab w:val="num" w:pos="2160"/>
+        </w:tabs>
+        <w:ind w:left="2160" w:hanging="360"/>
+      </w:pPr>
+    </w:lvl>
+    <w:lvl w:ilvl="3" w:tentative="1">
+      <w:start w:val="1"/>
+      <w:numFmt w:val="decimal"/>
+      <w:lvlText w:val="%4."/>
+      <w:lvlJc w:val="left"/>
+      <w:pPr>
+        <w:tabs>
+          <w:tab w:val="num" w:pos="2880"/>
+        </w:tabs>
+        <w:ind w:left="2880" w:hanging="360"/>
+      </w:pPr>
+    </w:lvl>
+    <w:lvl w:ilvl="4" w:tentative="1">
+      <w:start w:val="1"/>
+      <w:numFmt w:val="decimal"/>
+      <w:lvlText w:val="%5."/>
+      <w:lvlJc w:val="left"/>
+      <w:pPr>
+        <w:tabs>
+          <w:tab w:val="num" w:pos="3600"/>
+        </w:tabs>
+        <w:ind w:left="3600" w:hanging="360"/>
+      </w:pPr>
+    </w:lvl>
+    <w:lvl w:ilvl="5" w:tentative="1">
+      <w:start w:val="1"/>
+      <w:numFmt w:val="decimal"/>
+      <w:lvlText w:val="%6."/>
+      <w:lvlJc w:val="left"/>
+      <w:pPr>
+        <w:tabs>
+          <w:tab w:val="num" w:pos="4320"/>
+        </w:tabs>
+        <w:ind w:left="4320" w:hanging="360"/>
+      </w:pPr>
+    </w:lvl>
+    <w:lvl w:ilvl="6" w:tentative="1">
+      <w:start w:val="1"/>
+      <w:numFmt w:val="decimal"/>
+      <w:lvlText w:val="%7."/>
+      <w:lvlJc w:val="left"/>
+      <w:pPr>
+        <w:tabs>
+          <w:tab w:val="num" w:pos="5040"/>
+        </w:tabs>
+        <w:ind w:left="5040" w:hanging="360"/>
+      </w:pPr>
+    </w:lvl>
+    <w:lvl w:ilvl="7" w:tentative="1">
+      <w:start w:val="1"/>
+      <w:numFmt w:val="decimal"/>
+      <w:lvlText w:val="%8."/>
+      <w:lvlJc w:val="left"/>
+      <w:pPr>
+        <w:tabs>
+          <w:tab w:val="num" w:pos="5760"/>
+        </w:tabs>
+        <w:ind w:left="5760" w:hanging="360"/>
+      </w:pPr>
+    </w:lvl>
+    <w:lvl w:ilvl="8" w:tentative="1">
+      <w:start w:val="1"/>
+      <w:numFmt w:val="decimal"/>
+      <w:lvlText w:val="%9."/>
+      <w:lvlJc w:val="left"/>
+      <w:pPr>
+        <w:tabs>
+          <w:tab w:val="num" w:pos="6480"/>
+        </w:tabs>
+        <w:ind w:left="6480" w:hanging="360"/>
+      </w:pPr>
+    </w:lvl>
+  </w:abstractNum>
+  <w:abstractNum w:abstractNumId="13" w15:restartNumberingAfterBreak="0">
+    <w:nsid w:val="61F40E1D"/>
+    <w:multiLevelType w:val="multilevel"/>
+    <w:tmpl w:val="5DA4CE52"/>
+    <w:lvl w:ilvl="0">
+      <w:start w:val="1"/>
+      <w:numFmt w:val="decimal"/>
+      <w:lvlText w:val="%1."/>
+      <w:lvlJc w:val="left"/>
+      <w:pPr>
+        <w:tabs>
+          <w:tab w:val="num" w:pos="720"/>
+        </w:tabs>
+        <w:ind w:left="720" w:hanging="360"/>
+      </w:pPr>
+    </w:lvl>
+    <w:lvl w:ilvl="1" w:tentative="1">
+      <w:start w:val="1"/>
+      <w:numFmt w:val="decimal"/>
+      <w:lvlText w:val="%2."/>
+      <w:lvlJc w:val="left"/>
+      <w:pPr>
+        <w:tabs>
+          <w:tab w:val="num" w:pos="1440"/>
+        </w:tabs>
+        <w:ind w:left="1440" w:hanging="360"/>
+      </w:pPr>
+    </w:lvl>
+    <w:lvl w:ilvl="2" w:tentative="1">
+      <w:start w:val="1"/>
+      <w:numFmt w:val="decimal"/>
+      <w:lvlText w:val="%3."/>
+      <w:lvlJc w:val="left"/>
+      <w:pPr>
+        <w:tabs>
+          <w:tab w:val="num" w:pos="2160"/>
+        </w:tabs>
+        <w:ind w:left="2160" w:hanging="360"/>
+      </w:pPr>
+    </w:lvl>
+    <w:lvl w:ilvl="3" w:tentative="1">
+      <w:start w:val="1"/>
+      <w:numFmt w:val="decimal"/>
+      <w:lvlText w:val="%4."/>
+      <w:lvlJc w:val="left"/>
+      <w:pPr>
+        <w:tabs>
+          <w:tab w:val="num" w:pos="2880"/>
+        </w:tabs>
+        <w:ind w:left="2880" w:hanging="360"/>
+      </w:pPr>
+    </w:lvl>
+    <w:lvl w:ilvl="4" w:tentative="1">
+      <w:start w:val="1"/>
+      <w:numFmt w:val="decimal"/>
+      <w:lvlText w:val="%5."/>
+      <w:lvlJc w:val="left"/>
+      <w:pPr>
+        <w:tabs>
+          <w:tab w:val="num" w:pos="3600"/>
+        </w:tabs>
+        <w:ind w:left="3600" w:hanging="360"/>
+      </w:pPr>
+    </w:lvl>
+    <w:lvl w:ilvl="5" w:tentative="1">
+      <w:start w:val="1"/>
+      <w:numFmt w:val="decimal"/>
+      <w:lvlText w:val="%6."/>
+      <w:lvlJc w:val="left"/>
+      <w:pPr>
+        <w:tabs>
+          <w:tab w:val="num" w:pos="4320"/>
+        </w:tabs>
+        <w:ind w:left="4320" w:hanging="360"/>
+      </w:pPr>
+    </w:lvl>
+    <w:lvl w:ilvl="6" w:tentative="1">
+      <w:start w:val="1"/>
+      <w:numFmt w:val="decimal"/>
+      <w:lvlText w:val="%7."/>
+      <w:lvlJc w:val="left"/>
+      <w:pPr>
+        <w:tabs>
+          <w:tab w:val="num" w:pos="5040"/>
+        </w:tabs>
+        <w:ind w:left="5040" w:hanging="360"/>
+      </w:pPr>
+    </w:lvl>
+    <w:lvl w:ilvl="7" w:tentative="1">
+      <w:start w:val="1"/>
+      <w:numFmt w:val="decimal"/>
+      <w:lvlText w:val="%8."/>
+      <w:lvlJc w:val="left"/>
+      <w:pPr>
+        <w:tabs>
+          <w:tab w:val="num" w:pos="5760"/>
+        </w:tabs>
+        <w:ind w:left="5760" w:hanging="360"/>
+      </w:pPr>
+    </w:lvl>
+    <w:lvl w:ilvl="8" w:tentative="1">
+      <w:start w:val="1"/>
+      <w:numFmt w:val="decimal"/>
+      <w:lvlText w:val="%9."/>
+      <w:lvlJc w:val="left"/>
+      <w:pPr>
+        <w:tabs>
+          <w:tab w:val="num" w:pos="6480"/>
+        </w:tabs>
+        <w:ind w:left="6480" w:hanging="360"/>
+      </w:pPr>
+    </w:lvl>
+  </w:abstractNum>
+  <w:abstractNum w:abstractNumId="14" w15:restartNumberingAfterBreak="0">
     <w:nsid w:val="69610CFE"/>
     <w:multiLevelType w:val="multilevel"/>
     <w:tmpl w:val="616269BA"/>
@@ -2634,7 +5190,120 @@
       </w:pPr>
     </w:lvl>
   </w:abstractNum>
-  <w:abstractNum w:abstractNumId="5" w15:restartNumberingAfterBreak="0">
+  <w:abstractNum w:abstractNumId="15" w15:restartNumberingAfterBreak="0">
+    <w:nsid w:val="698B4D8E"/>
+    <w:multiLevelType w:val="multilevel"/>
+    <w:tmpl w:val="1E389358"/>
+    <w:lvl w:ilvl="0">
+      <w:start w:val="34"/>
+      <w:numFmt w:val="decimal"/>
+      <w:lvlText w:val="%1."/>
+      <w:lvlJc w:val="left"/>
+      <w:pPr>
+        <w:tabs>
+          <w:tab w:val="num" w:pos="720"/>
+        </w:tabs>
+        <w:ind w:left="720" w:hanging="360"/>
+      </w:pPr>
+    </w:lvl>
+    <w:lvl w:ilvl="1" w:tentative="1">
+      <w:start w:val="1"/>
+      <w:numFmt w:val="decimal"/>
+      <w:lvlText w:val="%2."/>
+      <w:lvlJc w:val="left"/>
+      <w:pPr>
+        <w:tabs>
+          <w:tab w:val="num" w:pos="1440"/>
+        </w:tabs>
+        <w:ind w:left="1440" w:hanging="360"/>
+      </w:pPr>
+    </w:lvl>
+    <w:lvl w:ilvl="2" w:tentative="1">
+      <w:start w:val="1"/>
+      <w:numFmt w:val="decimal"/>
+      <w:lvlText w:val="%3."/>
+      <w:lvlJc w:val="left"/>
+      <w:pPr>
+        <w:tabs>
+          <w:tab w:val="num" w:pos="2160"/>
+        </w:tabs>
+        <w:ind w:left="2160" w:hanging="360"/>
+      </w:pPr>
+    </w:lvl>
+    <w:lvl w:ilvl="3" w:tentative="1">
+      <w:start w:val="1"/>
+      <w:numFmt w:val="decimal"/>
+      <w:lvlText w:val="%4."/>
+      <w:lvlJc w:val="left"/>
+      <w:pPr>
+        <w:tabs>
+          <w:tab w:val="num" w:pos="2880"/>
+        </w:tabs>
+        <w:ind w:left="2880" w:hanging="360"/>
+      </w:pPr>
+    </w:lvl>
+    <w:lvl w:ilvl="4" w:tentative="1">
+      <w:start w:val="1"/>
+      <w:numFmt w:val="decimal"/>
+      <w:lvlText w:val="%5."/>
+      <w:lvlJc w:val="left"/>
+      <w:pPr>
+        <w:tabs>
+          <w:tab w:val="num" w:pos="3600"/>
+        </w:tabs>
+        <w:ind w:left="3600" w:hanging="360"/>
+      </w:pPr>
+    </w:lvl>
+    <w:lvl w:ilvl="5" w:tentative="1">
+      <w:start w:val="1"/>
+      <w:numFmt w:val="decimal"/>
+      <w:lvlText w:val="%6."/>
+      <w:lvlJc w:val="left"/>
+      <w:pPr>
+        <w:tabs>
+          <w:tab w:val="num" w:pos="4320"/>
+        </w:tabs>
+        <w:ind w:left="4320" w:hanging="360"/>
+      </w:pPr>
+    </w:lvl>
+    <w:lvl w:ilvl="6" w:tentative="1">
+      <w:start w:val="1"/>
+      <w:numFmt w:val="decimal"/>
+      <w:lvlText w:val="%7."/>
+      <w:lvlJc w:val="left"/>
+      <w:pPr>
+        <w:tabs>
+          <w:tab w:val="num" w:pos="5040"/>
+        </w:tabs>
+        <w:ind w:left="5040" w:hanging="360"/>
+      </w:pPr>
+    </w:lvl>
+    <w:lvl w:ilvl="7" w:tentative="1">
+      <w:start w:val="1"/>
+      <w:numFmt w:val="decimal"/>
+      <w:lvlText w:val="%8."/>
+      <w:lvlJc w:val="left"/>
+      <w:pPr>
+        <w:tabs>
+          <w:tab w:val="num" w:pos="5760"/>
+        </w:tabs>
+        <w:ind w:left="5760" w:hanging="360"/>
+      </w:pPr>
+    </w:lvl>
+    <w:lvl w:ilvl="8" w:tentative="1">
+      <w:start w:val="1"/>
+      <w:numFmt w:val="decimal"/>
+      <w:lvlText w:val="%9."/>
+      <w:lvlJc w:val="left"/>
+      <w:pPr>
+        <w:tabs>
+          <w:tab w:val="num" w:pos="6480"/>
+        </w:tabs>
+        <w:ind w:left="6480" w:hanging="360"/>
+      </w:pPr>
+    </w:lvl>
+  </w:abstractNum>
+  <w:abstractNum w:abstractNumId="16" w15:restartNumberingAfterBreak="0">
     <w:nsid w:val="75F935C4"/>
     <w:multiLevelType w:val="multilevel"/>
     <w:tmpl w:val="A9F6F63C"/>
@@ -2747,7 +5416,120 @@
       </w:pPr>
     </w:lvl>
   </w:abstractNum>
-  <w:abstractNum w:abstractNumId="6" w15:restartNumberingAfterBreak="0">
+  <w:abstractNum w:abstractNumId="17" w15:restartNumberingAfterBreak="0">
+    <w:nsid w:val="78A94F55"/>
+    <w:multiLevelType w:val="multilevel"/>
+    <w:tmpl w:val="851E7A1E"/>
+    <w:lvl w:ilvl="0">
+      <w:start w:val="29"/>
+      <w:numFmt w:val="decimal"/>
+      <w:lvlText w:val="%1."/>
+      <w:lvlJc w:val="left"/>
+      <w:pPr>
+        <w:tabs>
+          <w:tab w:val="num" w:pos="720"/>
+        </w:tabs>
+        <w:ind w:left="720" w:hanging="360"/>
+      </w:pPr>
+    </w:lvl>
+    <w:lvl w:ilvl="1" w:tentative="1">
+      <w:start w:val="1"/>
+      <w:numFmt w:val="decimal"/>
+      <w:lvlText w:val="%2."/>
+      <w:lvlJc w:val="left"/>
+      <w:pPr>
+        <w:tabs>
+          <w:tab w:val="num" w:pos="1440"/>
+        </w:tabs>
+        <w:ind w:left="1440" w:hanging="360"/>
+      </w:pPr>
+    </w:lvl>
+    <w:lvl w:ilvl="2" w:tentative="1">
+      <w:start w:val="1"/>
+      <w:numFmt w:val="decimal"/>
+      <w:lvlText w:val="%3."/>
+      <w:lvlJc w:val="left"/>
+      <w:pPr>
+        <w:tabs>
+          <w:tab w:val="num" w:pos="2160"/>
+        </w:tabs>
+        <w:ind w:left="2160" w:hanging="360"/>
+      </w:pPr>
+    </w:lvl>
+    <w:lvl w:ilvl="3" w:tentative="1">
+      <w:start w:val="1"/>
+      <w:numFmt w:val="decimal"/>
+      <w:lvlText w:val="%4."/>
+      <w:lvlJc w:val="left"/>
+      <w:pPr>
+        <w:tabs>
+          <w:tab w:val="num" w:pos="2880"/>
+        </w:tabs>
+        <w:ind w:left="2880" w:hanging="360"/>
+      </w:pPr>
+    </w:lvl>
+    <w:lvl w:ilvl="4" w:tentative="1">
+      <w:start w:val="1"/>
+      <w:numFmt w:val="decimal"/>
+      <w:lvlText w:val="%5."/>
+      <w:lvlJc w:val="left"/>
+      <w:pPr>
+        <w:tabs>
+          <w:tab w:val="num" w:pos="3600"/>
+        </w:tabs>
+        <w:ind w:left="3600" w:hanging="360"/>
+      </w:pPr>
+    </w:lvl>
+    <w:lvl w:ilvl="5" w:tentative="1">
+      <w:start w:val="1"/>
+      <w:numFmt w:val="decimal"/>
+      <w:lvlText w:val="%6."/>
+      <w:lvlJc w:val="left"/>
+      <w:pPr>
+        <w:tabs>
+          <w:tab w:val="num" w:pos="4320"/>
+        </w:tabs>
+        <w:ind w:left="4320" w:hanging="360"/>
+      </w:pPr>
+    </w:lvl>
+    <w:lvl w:ilvl="6" w:tentative="1">
+      <w:start w:val="1"/>
+      <w:numFmt w:val="decimal"/>
+      <w:lvlText w:val="%7."/>
+      <w:lvlJc w:val="left"/>
+      <w:pPr>
+        <w:tabs>
+          <w:tab w:val="num" w:pos="5040"/>
+        </w:tabs>
+        <w:ind w:left="5040" w:hanging="360"/>
+      </w:pPr>
+    </w:lvl>
+    <w:lvl w:ilvl="7" w:tentative="1">
+      <w:start w:val="1"/>
+      <w:numFmt w:val="decimal"/>
+      <w:lvlText w:val="%8."/>
+      <w:lvlJc w:val="left"/>
+      <w:pPr>
+        <w:tabs>
+          <w:tab w:val="num" w:pos="5760"/>
+        </w:tabs>
+        <w:ind w:left="5760" w:hanging="360"/>
+      </w:pPr>
+    </w:lvl>
+    <w:lvl w:ilvl="8" w:tentative="1">
+      <w:start w:val="1"/>
+      <w:numFmt w:val="decimal"/>
+      <w:lvlText w:val="%9."/>
+      <w:lvlJc w:val="left"/>
+      <w:pPr>
+        <w:tabs>
+          <w:tab w:val="num" w:pos="6480"/>
+        </w:tabs>
+        <w:ind w:left="6480" w:hanging="360"/>
+      </w:pPr>
+    </w:lvl>
+  </w:abstractNum>
+  <w:abstractNum w:abstractNumId="18" w15:restartNumberingAfterBreak="0">
     <w:nsid w:val="78C14A1A"/>
     <w:multiLevelType w:val="multilevel"/>
     <w:tmpl w:val="2A42A48A"/>
@@ -2897,10 +5679,10 @@
     </w:lvl>
   </w:abstractNum>
   <w:num w:numId="1" w16cid:durableId="1575820370">
-    <w:abstractNumId w:val="6"/>
+    <w:abstractNumId w:val="18"/>
   </w:num>
   <w:num w:numId="2" w16cid:durableId="984041383">
-    <w:abstractNumId w:val="3"/>
+    <w:abstractNumId w:val="7"/>
   </w:num>
   <w:num w:numId="3" w16cid:durableId="1020551314">
     <w:abstractNumId w:val="0"/>
@@ -2909,13 +5691,49 @@
     <w:abstractNumId w:val="1"/>
   </w:num>
   <w:num w:numId="5" w16cid:durableId="1119448131">
+    <w:abstractNumId w:val="14"/>
+  </w:num>
+  <w:num w:numId="6" w16cid:durableId="609511216">
     <w:abstractNumId w:val="4"/>
   </w:num>
-  <w:num w:numId="6" w16cid:durableId="609511216">
+  <w:num w:numId="7" w16cid:durableId="2110931165">
+    <w:abstractNumId w:val="16"/>
+  </w:num>
+  <w:num w:numId="8" w16cid:durableId="1417941488">
+    <w:abstractNumId w:val="13"/>
+  </w:num>
+  <w:num w:numId="9" w16cid:durableId="1523282676">
+    <w:abstractNumId w:val="11"/>
+  </w:num>
+  <w:num w:numId="10" w16cid:durableId="1324360590">
+    <w:abstractNumId w:val="12"/>
+  </w:num>
+  <w:num w:numId="11" w16cid:durableId="434326686">
+    <w:abstractNumId w:val="5"/>
+  </w:num>
+  <w:num w:numId="12" w16cid:durableId="2134906792">
+    <w:abstractNumId w:val="3"/>
+  </w:num>
+  <w:num w:numId="13" w16cid:durableId="606229059">
+    <w:abstractNumId w:val="6"/>
+  </w:num>
+  <w:num w:numId="14" w16cid:durableId="1814566521">
     <w:abstractNumId w:val="2"/>
   </w:num>
-  <w:num w:numId="7" w16cid:durableId="2110931165">
-    <w:abstractNumId w:val="5"/>
+  <w:num w:numId="15" w16cid:durableId="2009745153">
+    <w:abstractNumId w:val="10"/>
+  </w:num>
+  <w:num w:numId="16" w16cid:durableId="947468190">
+    <w:abstractNumId w:val="8"/>
+  </w:num>
+  <w:num w:numId="17" w16cid:durableId="928388008">
+    <w:abstractNumId w:val="17"/>
+  </w:num>
+  <w:num w:numId="18" w16cid:durableId="425426185">
+    <w:abstractNumId w:val="9"/>
+  </w:num>
+  <w:num w:numId="19" w16cid:durableId="214661425">
+    <w:abstractNumId w:val="15"/>
   </w:num>
 </w:numbering>
 </file>
@@ -3371,7 +6189,6 @@
     <w:next w:val="Normal"/>
     <w:link w:val="Heading3Char"/>
     <w:uiPriority w:val="9"/>
-    <w:semiHidden/>
     <w:unhideWhenUsed/>
     <w:qFormat/>
     <w:rsid w:val="008D64B4"/>
@@ -3578,7 +6395,6 @@
     <w:basedOn w:val="DefaultParagraphFont"/>
     <w:link w:val="Heading3"/>
     <w:uiPriority w:val="9"/>
-    <w:semiHidden/>
     <w:rsid w:val="008D64B4"/>
     <w:rPr>
       <w:rFonts w:eastAsiaTheme="majorEastAsia" w:cstheme="majorBidi"/>
